--- a/contracts_templates/act_of_divergence_template.docx
+++ b/contracts_templates/act_of_divergence_template.docx
@@ -4,23 +4,25 @@
   <w:body>
     <w:p>
       <w:pPr>
-        <w:rPr>
-          <w:rFonts w:ascii="Times New Roman" w:hAnsi="Times New Roman" w:cs="Times New Roman"/>
+        <w:spacing w:line="240" w:lineRule="auto"/>
+        <w:rPr>
+          <w:rFonts w:ascii="Arial" w:hAnsi="Arial" w:cs="Arial"/>
           <w:bCs/>
         </w:rPr>
       </w:pPr>
     </w:p>
     <w:p>
       <w:pPr>
+        <w:spacing w:line="240" w:lineRule="auto"/>
         <w:jc w:val="center"/>
         <w:rPr>
-          <w:rFonts w:ascii="Times New Roman" w:hAnsi="Times New Roman" w:cs="Times New Roman"/>
+          <w:rFonts w:ascii="Arial" w:hAnsi="Arial" w:cs="Arial"/>
           <w:b/>
         </w:rPr>
       </w:pPr>
       <w:r>
         <w:rPr>
-          <w:rFonts w:ascii="Times New Roman" w:hAnsi="Times New Roman" w:cs="Times New Roman"/>
+          <w:rFonts w:ascii="Arial" w:hAnsi="Arial" w:cs="Arial"/>
           <w:b/>
         </w:rPr>
         <w:t>АКТ</w:t>
@@ -28,15 +30,16 @@
     </w:p>
     <w:p>
       <w:pPr>
+        <w:spacing w:line="240" w:lineRule="auto"/>
         <w:jc w:val="center"/>
         <w:rPr>
-          <w:rFonts w:ascii="Times New Roman" w:hAnsi="Times New Roman" w:cs="Times New Roman"/>
+          <w:rFonts w:ascii="Arial" w:hAnsi="Arial" w:cs="Arial"/>
           <w:b/>
         </w:rPr>
       </w:pPr>
       <w:r>
         <w:rPr>
-          <w:rFonts w:ascii="Times New Roman" w:hAnsi="Times New Roman" w:cs="Times New Roman"/>
+          <w:rFonts w:ascii="Arial" w:hAnsi="Arial" w:cs="Arial"/>
           <w:b/>
         </w:rPr>
         <w:t>ОБ УСТАНОВЛЕННОМ РАСХОЖДЕНИИ</w:t>
@@ -44,29 +47,30 @@
     </w:p>
     <w:p>
       <w:pPr>
+        <w:spacing w:line="240" w:lineRule="auto"/>
         <w:jc w:val="center"/>
         <w:rPr>
-          <w:rFonts w:ascii="Times New Roman" w:hAnsi="Times New Roman" w:cs="Times New Roman"/>
+          <w:rFonts w:ascii="Arial" w:hAnsi="Arial" w:cs="Arial"/>
           <w:b/>
         </w:rPr>
       </w:pPr>
       <w:r>
         <w:rPr>
-          <w:rFonts w:ascii="Times New Roman" w:hAnsi="Times New Roman" w:cs="Times New Roman"/>
+          <w:rFonts w:ascii="Arial" w:hAnsi="Arial" w:cs="Arial"/>
           <w:b/>
         </w:rPr>
         <w:t>ПРИ ПРИЕМКЕ ТОВАРА</w:t>
       </w:r>
       <w:r>
         <w:rPr>
-          <w:rFonts w:ascii="Times New Roman" w:hAnsi="Times New Roman" w:cs="Times New Roman"/>
+          <w:rFonts w:ascii="Arial" w:hAnsi="Arial" w:cs="Arial"/>
           <w:b/>
         </w:rPr>
         <w:t xml:space="preserve"> №{{</w:t>
       </w:r>
       <w:r>
         <w:rPr>
-          <w:rFonts w:ascii="Times New Roman" w:hAnsi="Times New Roman" w:cs="Times New Roman"/>
+          <w:rFonts w:ascii="Arial" w:hAnsi="Arial" w:cs="Arial"/>
           <w:b/>
           <w:lang w:val="en-US"/>
         </w:rPr>
@@ -74,14 +78,14 @@
       </w:r>
       <w:r>
         <w:rPr>
-          <w:rFonts w:ascii="Times New Roman" w:hAnsi="Times New Roman" w:cs="Times New Roman"/>
+          <w:rFonts w:ascii="Arial" w:hAnsi="Arial" w:cs="Arial"/>
           <w:b/>
         </w:rPr>
         <w:t>_</w:t>
       </w:r>
       <w:r>
         <w:rPr>
-          <w:rFonts w:ascii="Times New Roman" w:hAnsi="Times New Roman" w:cs="Times New Roman"/>
+          <w:rFonts w:ascii="Arial" w:hAnsi="Arial" w:cs="Arial"/>
           <w:b/>
           <w:lang w:val="en-US"/>
         </w:rPr>
@@ -89,7 +93,7 @@
       </w:r>
       <w:r>
         <w:rPr>
-          <w:rFonts w:ascii="Times New Roman" w:hAnsi="Times New Roman" w:cs="Times New Roman"/>
+          <w:rFonts w:ascii="Arial" w:hAnsi="Arial" w:cs="Arial"/>
           <w:b/>
         </w:rPr>
         <w:t>}}</w:t>
@@ -97,15 +101,16 @@
     </w:p>
     <w:p>
       <w:pPr>
+        <w:spacing w:line="240" w:lineRule="auto"/>
         <w:jc w:val="center"/>
         <w:rPr>
-          <w:rFonts w:ascii="Times New Roman" w:hAnsi="Times New Roman" w:cs="Times New Roman"/>
+          <w:rFonts w:ascii="Arial" w:hAnsi="Arial" w:cs="Arial"/>
           <w:b/>
         </w:rPr>
       </w:pPr>
       <w:r>
         <w:rPr>
-          <w:rFonts w:ascii="Times New Roman" w:hAnsi="Times New Roman" w:cs="Times New Roman"/>
+          <w:rFonts w:ascii="Arial" w:hAnsi="Arial" w:cs="Arial"/>
           <w:b/>
         </w:rPr>
         <w:t>ОТ «</w:t>
@@ -113,14 +118,14 @@
       <w:proofErr w:type="gramStart"/>
       <w:r>
         <w:rPr>
-          <w:rFonts w:ascii="Times New Roman" w:hAnsi="Times New Roman" w:cs="Times New Roman"/>
+          <w:rFonts w:ascii="Arial" w:hAnsi="Arial" w:cs="Arial"/>
           <w:b/>
         </w:rPr>
         <w:t xml:space="preserve">{{ </w:t>
       </w:r>
       <w:r>
         <w:rPr>
-          <w:rFonts w:ascii="Times New Roman" w:hAnsi="Times New Roman" w:cs="Times New Roman"/>
+          <w:rFonts w:ascii="Arial" w:hAnsi="Arial" w:cs="Arial"/>
           <w:b/>
           <w:lang w:val="en-US"/>
         </w:rPr>
@@ -129,14 +134,14 @@
       <w:proofErr w:type="gramEnd"/>
       <w:r>
         <w:rPr>
-          <w:rFonts w:ascii="Times New Roman" w:hAnsi="Times New Roman" w:cs="Times New Roman"/>
+          <w:rFonts w:ascii="Arial" w:hAnsi="Arial" w:cs="Arial"/>
           <w:b/>
         </w:rPr>
         <w:t>_</w:t>
       </w:r>
       <w:r>
         <w:rPr>
-          <w:rFonts w:ascii="Times New Roman" w:hAnsi="Times New Roman" w:cs="Times New Roman"/>
+          <w:rFonts w:ascii="Arial" w:hAnsi="Arial" w:cs="Arial"/>
           <w:b/>
           <w:lang w:val="en-US"/>
         </w:rPr>
@@ -144,7 +149,7 @@
       </w:r>
       <w:r>
         <w:rPr>
-          <w:rFonts w:ascii="Times New Roman" w:hAnsi="Times New Roman" w:cs="Times New Roman"/>
+          <w:rFonts w:ascii="Arial" w:hAnsi="Arial" w:cs="Arial"/>
           <w:b/>
         </w:rPr>
         <w:t xml:space="preserve"> }}» Г.</w:t>
@@ -152,22 +157,24 @@
     </w:p>
     <w:p>
       <w:pPr>
-        <w:rPr>
-          <w:rFonts w:ascii="Times New Roman" w:hAnsi="Times New Roman" w:cs="Times New Roman"/>
+        <w:spacing w:line="240" w:lineRule="auto"/>
+        <w:rPr>
+          <w:rFonts w:ascii="Arial" w:hAnsi="Arial" w:cs="Arial"/>
           <w:bCs/>
         </w:rPr>
       </w:pPr>
     </w:p>
     <w:p>
       <w:pPr>
-        <w:rPr>
-          <w:rFonts w:ascii="Times New Roman" w:hAnsi="Times New Roman" w:cs="Times New Roman"/>
+        <w:spacing w:line="240" w:lineRule="auto"/>
+        <w:rPr>
+          <w:rFonts w:ascii="Arial" w:hAnsi="Arial" w:cs="Arial"/>
           <w:bCs/>
         </w:rPr>
       </w:pPr>
       <w:r>
         <w:rPr>
-          <w:rFonts w:ascii="Times New Roman" w:hAnsi="Times New Roman" w:cs="Times New Roman"/>
+          <w:rFonts w:ascii="Arial" w:hAnsi="Arial" w:cs="Arial"/>
           <w:bCs/>
         </w:rPr>
         <w:t xml:space="preserve">Наименование организации </w:t>
@@ -175,14 +182,14 @@
       <w:proofErr w:type="gramStart"/>
       <w:r>
         <w:rPr>
-          <w:rFonts w:ascii="Times New Roman" w:hAnsi="Times New Roman" w:cs="Times New Roman"/>
+          <w:rFonts w:ascii="Arial" w:hAnsi="Arial" w:cs="Arial"/>
           <w:bCs/>
         </w:rPr>
         <w:t xml:space="preserve">{{ </w:t>
       </w:r>
       <w:r>
         <w:rPr>
-          <w:rFonts w:ascii="Times New Roman" w:hAnsi="Times New Roman" w:cs="Times New Roman"/>
+          <w:rFonts w:ascii="Arial" w:hAnsi="Arial" w:cs="Arial"/>
           <w:bCs/>
           <w:lang w:val="en-US"/>
         </w:rPr>
@@ -191,14 +198,14 @@
       <w:proofErr w:type="gramEnd"/>
       <w:r>
         <w:rPr>
-          <w:rFonts w:ascii="Times New Roman" w:hAnsi="Times New Roman" w:cs="Times New Roman"/>
+          <w:rFonts w:ascii="Arial" w:hAnsi="Arial" w:cs="Arial"/>
           <w:bCs/>
         </w:rPr>
         <w:t>_</w:t>
       </w:r>
       <w:r>
         <w:rPr>
-          <w:rFonts w:ascii="Times New Roman" w:hAnsi="Times New Roman" w:cs="Times New Roman"/>
+          <w:rFonts w:ascii="Arial" w:hAnsi="Arial" w:cs="Arial"/>
           <w:bCs/>
           <w:lang w:val="en-US"/>
         </w:rPr>
@@ -206,7 +213,7 @@
       </w:r>
       <w:r>
         <w:rPr>
-          <w:rFonts w:ascii="Times New Roman" w:hAnsi="Times New Roman" w:cs="Times New Roman"/>
+          <w:rFonts w:ascii="Arial" w:hAnsi="Arial" w:cs="Arial"/>
           <w:bCs/>
         </w:rPr>
         <w:t xml:space="preserve"> }}</w:t>
@@ -214,55 +221,87 @@
     </w:p>
     <w:p>
       <w:pPr>
-        <w:rPr>
-          <w:rFonts w:ascii="Times New Roman" w:hAnsi="Times New Roman" w:cs="Times New Roman"/>
+        <w:spacing w:line="240" w:lineRule="auto"/>
+        <w:rPr>
+          <w:rFonts w:ascii="Arial" w:hAnsi="Arial" w:cs="Arial"/>
           <w:bCs/>
           <w:lang w:val="en-US"/>
         </w:rPr>
       </w:pPr>
       <w:r>
         <w:rPr>
-          <w:rFonts w:ascii="Times New Roman" w:hAnsi="Times New Roman" w:cs="Times New Roman"/>
-          <w:bCs/>
-        </w:rPr>
-        <w:t>Начало</w:t>
-      </w:r>
-      <w:r>
-        <w:rPr>
-          <w:rFonts w:ascii="Times New Roman" w:hAnsi="Times New Roman" w:cs="Times New Roman"/>
-          <w:bCs/>
-          <w:lang w:val="en-US"/>
-        </w:rPr>
-        <w:t xml:space="preserve"> </w:t>
-      </w:r>
-      <w:r>
-        <w:rPr>
-          <w:rFonts w:ascii="Times New Roman" w:hAnsi="Times New Roman" w:cs="Times New Roman"/>
-          <w:bCs/>
-        </w:rPr>
-        <w:t>приема</w:t>
-      </w:r>
-      <w:r>
-        <w:rPr>
-          <w:rFonts w:ascii="Times New Roman" w:hAnsi="Times New Roman" w:cs="Times New Roman"/>
-          <w:bCs/>
-          <w:lang w:val="en-US"/>
-        </w:rPr>
-        <w:t xml:space="preserve"> </w:t>
+          <w:rFonts w:ascii="Arial" w:hAnsi="Arial" w:cs="Arial"/>
+          <w:bCs/>
+        </w:rPr>
+        <w:t xml:space="preserve">Начало приема </w:t>
       </w:r>
       <w:proofErr w:type="gramStart"/>
       <w:r>
         <w:rPr>
-          <w:rFonts w:ascii="Times New Roman" w:hAnsi="Times New Roman" w:cs="Times New Roman"/>
-          <w:bCs/>
-          <w:lang w:val="en-US"/>
+          <w:rFonts w:ascii="Arial" w:hAnsi="Arial" w:cs="Arial"/>
+          <w:bCs/>
         </w:rPr>
         <w:t xml:space="preserve">{{ </w:t>
       </w:r>
+      <w:r>
+        <w:rPr>
+          <w:rFonts w:ascii="Arial" w:hAnsi="Arial" w:cs="Arial"/>
+          <w:bCs/>
+          <w:lang w:val="en-US"/>
+        </w:rPr>
+        <w:t>reception</w:t>
+      </w:r>
+      <w:proofErr w:type="gramEnd"/>
+      <w:r>
+        <w:rPr>
+          <w:rFonts w:ascii="Arial" w:hAnsi="Arial" w:cs="Arial"/>
+          <w:bCs/>
+        </w:rPr>
+        <w:t>_</w:t>
+      </w:r>
+      <w:r>
+        <w:rPr>
+          <w:rFonts w:ascii="Arial" w:hAnsi="Arial" w:cs="Arial"/>
+          <w:bCs/>
+          <w:lang w:val="en-US"/>
+        </w:rPr>
+        <w:t>start</w:t>
+      </w:r>
+      <w:r>
+        <w:rPr>
+          <w:rFonts w:ascii="Arial" w:hAnsi="Arial" w:cs="Arial"/>
+          <w:bCs/>
+        </w:rPr>
+        <w:t>_</w:t>
+      </w:r>
+      <w:r>
+        <w:rPr>
+          <w:rFonts w:ascii="Arial" w:hAnsi="Arial" w:cs="Arial"/>
+          <w:bCs/>
+          <w:lang w:val="en-US"/>
+        </w:rPr>
+        <w:t>hour</w:t>
+      </w:r>
+      <w:r>
+        <w:rPr>
+          <w:rFonts w:ascii="Arial" w:hAnsi="Arial" w:cs="Arial"/>
+          <w:bCs/>
+        </w:rPr>
+        <w:t xml:space="preserve"> }} час. </w:t>
+      </w:r>
+      <w:proofErr w:type="gramStart"/>
+      <w:r>
+        <w:rPr>
+          <w:rFonts w:ascii="Arial" w:hAnsi="Arial" w:cs="Arial"/>
+          <w:bCs/>
+          <w:lang w:val="en-US"/>
+        </w:rPr>
+        <w:t xml:space="preserve">{{ </w:t>
+      </w:r>
       <w:proofErr w:type="spellStart"/>
       <w:r>
         <w:rPr>
-          <w:rFonts w:ascii="Times New Roman" w:hAnsi="Times New Roman" w:cs="Times New Roman"/>
+          <w:rFonts w:ascii="Arial" w:hAnsi="Arial" w:cs="Arial"/>
           <w:bCs/>
           <w:lang w:val="en-US"/>
         </w:rPr>
@@ -271,16 +310,16 @@
       <w:proofErr w:type="gramEnd"/>
       <w:r>
         <w:rPr>
-          <w:rFonts w:ascii="Times New Roman" w:hAnsi="Times New Roman" w:cs="Times New Roman"/>
-          <w:bCs/>
-          <w:lang w:val="en-US"/>
-        </w:rPr>
-        <w:t>_start_hour</w:t>
+          <w:rFonts w:ascii="Arial" w:hAnsi="Arial" w:cs="Arial"/>
+          <w:bCs/>
+          <w:lang w:val="en-US"/>
+        </w:rPr>
+        <w:t>_start_min</w:t>
       </w:r>
       <w:proofErr w:type="spellEnd"/>
       <w:r>
         <w:rPr>
-          <w:rFonts w:ascii="Times New Roman" w:hAnsi="Times New Roman" w:cs="Times New Roman"/>
+          <w:rFonts w:ascii="Arial" w:hAnsi="Arial" w:cs="Arial"/>
           <w:bCs/>
           <w:lang w:val="en-US"/>
         </w:rPr>
@@ -288,65 +327,14 @@
       </w:r>
       <w:r>
         <w:rPr>
-          <w:rFonts w:ascii="Times New Roman" w:hAnsi="Times New Roman" w:cs="Times New Roman"/>
-          <w:bCs/>
-        </w:rPr>
-        <w:t>час</w:t>
-      </w:r>
-      <w:r>
-        <w:rPr>
-          <w:rFonts w:ascii="Times New Roman" w:hAnsi="Times New Roman" w:cs="Times New Roman"/>
-          <w:bCs/>
-          <w:lang w:val="en-US"/>
-        </w:rPr>
-        <w:t xml:space="preserve">. </w:t>
-      </w:r>
-      <w:proofErr w:type="gramStart"/>
-      <w:r>
-        <w:rPr>
-          <w:rFonts w:ascii="Times New Roman" w:hAnsi="Times New Roman" w:cs="Times New Roman"/>
-          <w:bCs/>
-          <w:lang w:val="en-US"/>
-        </w:rPr>
-        <w:t xml:space="preserve">{{ </w:t>
-      </w:r>
-      <w:proofErr w:type="spellStart"/>
-      <w:r>
-        <w:rPr>
-          <w:rFonts w:ascii="Times New Roman" w:hAnsi="Times New Roman" w:cs="Times New Roman"/>
-          <w:bCs/>
-          <w:lang w:val="en-US"/>
-        </w:rPr>
-        <w:t>reception</w:t>
-      </w:r>
-      <w:proofErr w:type="gramEnd"/>
-      <w:r>
-        <w:rPr>
-          <w:rFonts w:ascii="Times New Roman" w:hAnsi="Times New Roman" w:cs="Times New Roman"/>
-          <w:bCs/>
-          <w:lang w:val="en-US"/>
-        </w:rPr>
-        <w:t>_start_min</w:t>
-      </w:r>
-      <w:proofErr w:type="spellEnd"/>
-      <w:r>
-        <w:rPr>
-          <w:rFonts w:ascii="Times New Roman" w:hAnsi="Times New Roman" w:cs="Times New Roman"/>
-          <w:bCs/>
-          <w:lang w:val="en-US"/>
-        </w:rPr>
-        <w:t xml:space="preserve"> }} </w:t>
-      </w:r>
-      <w:r>
-        <w:rPr>
-          <w:rFonts w:ascii="Times New Roman" w:hAnsi="Times New Roman" w:cs="Times New Roman"/>
+          <w:rFonts w:ascii="Arial" w:hAnsi="Arial" w:cs="Arial"/>
           <w:bCs/>
         </w:rPr>
         <w:t>мин</w:t>
       </w:r>
       <w:r>
         <w:rPr>
-          <w:rFonts w:ascii="Times New Roman" w:hAnsi="Times New Roman" w:cs="Times New Roman"/>
+          <w:rFonts w:ascii="Arial" w:hAnsi="Arial" w:cs="Arial"/>
           <w:bCs/>
           <w:lang w:val="en-US"/>
         </w:rPr>
@@ -355,22 +343,23 @@
     </w:p>
     <w:p>
       <w:pPr>
-        <w:rPr>
-          <w:rFonts w:ascii="Times New Roman" w:hAnsi="Times New Roman" w:cs="Times New Roman"/>
+        <w:spacing w:line="240" w:lineRule="auto"/>
+        <w:rPr>
+          <w:rFonts w:ascii="Arial" w:hAnsi="Arial" w:cs="Arial"/>
           <w:bCs/>
           <w:lang w:val="en-US"/>
         </w:rPr>
       </w:pPr>
       <w:r>
         <w:rPr>
-          <w:rFonts w:ascii="Times New Roman" w:hAnsi="Times New Roman" w:cs="Times New Roman"/>
+          <w:rFonts w:ascii="Arial" w:hAnsi="Arial" w:cs="Arial"/>
           <w:bCs/>
         </w:rPr>
         <w:t>Окончание</w:t>
       </w:r>
       <w:r>
         <w:rPr>
-          <w:rFonts w:ascii="Times New Roman" w:hAnsi="Times New Roman" w:cs="Times New Roman"/>
+          <w:rFonts w:ascii="Arial" w:hAnsi="Arial" w:cs="Arial"/>
           <w:bCs/>
           <w:lang w:val="en-US"/>
         </w:rPr>
@@ -378,14 +367,14 @@
       </w:r>
       <w:r>
         <w:rPr>
-          <w:rFonts w:ascii="Times New Roman" w:hAnsi="Times New Roman" w:cs="Times New Roman"/>
+          <w:rFonts w:ascii="Arial" w:hAnsi="Arial" w:cs="Arial"/>
           <w:bCs/>
         </w:rPr>
         <w:t>приема</w:t>
       </w:r>
       <w:r>
         <w:rPr>
-          <w:rFonts w:ascii="Times New Roman" w:hAnsi="Times New Roman" w:cs="Times New Roman"/>
+          <w:rFonts w:ascii="Arial" w:hAnsi="Arial" w:cs="Arial"/>
           <w:bCs/>
           <w:lang w:val="en-US"/>
         </w:rPr>
@@ -394,7 +383,7 @@
       <w:proofErr w:type="gramStart"/>
       <w:r>
         <w:rPr>
-          <w:rFonts w:ascii="Times New Roman" w:hAnsi="Times New Roman" w:cs="Times New Roman"/>
+          <w:rFonts w:ascii="Arial" w:hAnsi="Arial" w:cs="Arial"/>
           <w:bCs/>
           <w:lang w:val="en-US"/>
         </w:rPr>
@@ -403,7 +392,7 @@
       <w:proofErr w:type="spellStart"/>
       <w:r>
         <w:rPr>
-          <w:rFonts w:ascii="Times New Roman" w:hAnsi="Times New Roman" w:cs="Times New Roman"/>
+          <w:rFonts w:ascii="Arial" w:hAnsi="Arial" w:cs="Arial"/>
           <w:bCs/>
           <w:lang w:val="en-US"/>
         </w:rPr>
@@ -412,7 +401,7 @@
       <w:proofErr w:type="gramEnd"/>
       <w:r>
         <w:rPr>
-          <w:rFonts w:ascii="Times New Roman" w:hAnsi="Times New Roman" w:cs="Times New Roman"/>
+          <w:rFonts w:ascii="Arial" w:hAnsi="Arial" w:cs="Arial"/>
           <w:bCs/>
           <w:lang w:val="en-US"/>
         </w:rPr>
@@ -421,7 +410,7 @@
       <w:proofErr w:type="spellEnd"/>
       <w:r>
         <w:rPr>
-          <w:rFonts w:ascii="Times New Roman" w:hAnsi="Times New Roman" w:cs="Times New Roman"/>
+          <w:rFonts w:ascii="Arial" w:hAnsi="Arial" w:cs="Arial"/>
           <w:bCs/>
           <w:lang w:val="en-US"/>
         </w:rPr>
@@ -429,14 +418,14 @@
       </w:r>
       <w:r>
         <w:rPr>
-          <w:rFonts w:ascii="Times New Roman" w:hAnsi="Times New Roman" w:cs="Times New Roman"/>
+          <w:rFonts w:ascii="Arial" w:hAnsi="Arial" w:cs="Arial"/>
           <w:bCs/>
         </w:rPr>
         <w:t>час</w:t>
       </w:r>
       <w:r>
         <w:rPr>
-          <w:rFonts w:ascii="Times New Roman" w:hAnsi="Times New Roman" w:cs="Times New Roman"/>
+          <w:rFonts w:ascii="Arial" w:hAnsi="Arial" w:cs="Arial"/>
           <w:bCs/>
           <w:lang w:val="en-US"/>
         </w:rPr>
@@ -445,7 +434,7 @@
       <w:proofErr w:type="gramStart"/>
       <w:r>
         <w:rPr>
-          <w:rFonts w:ascii="Times New Roman" w:hAnsi="Times New Roman" w:cs="Times New Roman"/>
+          <w:rFonts w:ascii="Arial" w:hAnsi="Arial" w:cs="Arial"/>
           <w:bCs/>
           <w:lang w:val="en-US"/>
         </w:rPr>
@@ -454,7 +443,7 @@
       <w:proofErr w:type="spellStart"/>
       <w:r>
         <w:rPr>
-          <w:rFonts w:ascii="Times New Roman" w:hAnsi="Times New Roman" w:cs="Times New Roman"/>
+          <w:rFonts w:ascii="Arial" w:hAnsi="Arial" w:cs="Arial"/>
           <w:bCs/>
           <w:lang w:val="en-US"/>
         </w:rPr>
@@ -463,7 +452,7 @@
       <w:proofErr w:type="gramEnd"/>
       <w:r>
         <w:rPr>
-          <w:rFonts w:ascii="Times New Roman" w:hAnsi="Times New Roman" w:cs="Times New Roman"/>
+          <w:rFonts w:ascii="Arial" w:hAnsi="Arial" w:cs="Arial"/>
           <w:bCs/>
           <w:lang w:val="en-US"/>
         </w:rPr>
@@ -472,7 +461,7 @@
       <w:proofErr w:type="spellEnd"/>
       <w:r>
         <w:rPr>
-          <w:rFonts w:ascii="Times New Roman" w:hAnsi="Times New Roman" w:cs="Times New Roman"/>
+          <w:rFonts w:ascii="Arial" w:hAnsi="Arial" w:cs="Arial"/>
           <w:bCs/>
           <w:lang w:val="en-US"/>
         </w:rPr>
@@ -480,14 +469,14 @@
       </w:r>
       <w:r>
         <w:rPr>
-          <w:rFonts w:ascii="Times New Roman" w:hAnsi="Times New Roman" w:cs="Times New Roman"/>
+          <w:rFonts w:ascii="Arial" w:hAnsi="Arial" w:cs="Arial"/>
           <w:bCs/>
         </w:rPr>
         <w:t>мин</w:t>
       </w:r>
       <w:r>
         <w:rPr>
-          <w:rFonts w:ascii="Times New Roman" w:hAnsi="Times New Roman" w:cs="Times New Roman"/>
+          <w:rFonts w:ascii="Arial" w:hAnsi="Arial" w:cs="Arial"/>
           <w:bCs/>
           <w:lang w:val="en-US"/>
         </w:rPr>
@@ -496,64 +485,71 @@
     </w:p>
     <w:p>
       <w:pPr>
-        <w:rPr>
-          <w:rFonts w:ascii="Times New Roman" w:hAnsi="Times New Roman" w:cs="Times New Roman"/>
-          <w:bCs/>
+        <w:spacing w:line="240" w:lineRule="auto"/>
+        <w:rPr>
+          <w:rFonts w:ascii="Arial" w:hAnsi="Arial" w:cs="Arial"/>
+          <w:bCs/>
+          <w:lang w:val="en-US"/>
         </w:rPr>
       </w:pPr>
       <w:r>
         <w:rPr>
-          <w:rFonts w:ascii="Times New Roman" w:hAnsi="Times New Roman" w:cs="Times New Roman"/>
+          <w:rFonts w:ascii="Arial" w:hAnsi="Arial" w:cs="Arial"/>
           <w:bCs/>
         </w:rPr>
         <w:t>Комиссия</w:t>
       </w:r>
       <w:r>
         <w:rPr>
-          <w:rFonts w:ascii="Times New Roman" w:hAnsi="Times New Roman" w:cs="Times New Roman"/>
-          <w:bCs/>
+          <w:rFonts w:ascii="Arial" w:hAnsi="Arial" w:cs="Arial"/>
+          <w:bCs/>
+          <w:lang w:val="en-US"/>
         </w:rPr>
         <w:t xml:space="preserve"> </w:t>
       </w:r>
       <w:r>
         <w:rPr>
-          <w:rFonts w:ascii="Times New Roman" w:hAnsi="Times New Roman" w:cs="Times New Roman"/>
+          <w:rFonts w:ascii="Arial" w:hAnsi="Arial" w:cs="Arial"/>
           <w:bCs/>
         </w:rPr>
         <w:t>в</w:t>
       </w:r>
       <w:r>
         <w:rPr>
-          <w:rFonts w:ascii="Times New Roman" w:hAnsi="Times New Roman" w:cs="Times New Roman"/>
-          <w:bCs/>
+          <w:rFonts w:ascii="Arial" w:hAnsi="Arial" w:cs="Arial"/>
+          <w:bCs/>
+          <w:lang w:val="en-US"/>
         </w:rPr>
         <w:t xml:space="preserve"> </w:t>
       </w:r>
       <w:r>
         <w:rPr>
-          <w:rFonts w:ascii="Times New Roman" w:hAnsi="Times New Roman" w:cs="Times New Roman"/>
+          <w:rFonts w:ascii="Arial" w:hAnsi="Arial" w:cs="Arial"/>
           <w:bCs/>
         </w:rPr>
         <w:t>составе</w:t>
       </w:r>
       <w:r>
         <w:rPr>
-          <w:rFonts w:ascii="Times New Roman" w:hAnsi="Times New Roman" w:cs="Times New Roman"/>
-          <w:bCs/>
+          <w:rFonts w:ascii="Arial" w:hAnsi="Arial" w:cs="Arial"/>
+          <w:bCs/>
+          <w:lang w:val="en-US"/>
         </w:rPr>
         <w:t xml:space="preserve"> </w:t>
       </w:r>
       <w:proofErr w:type="gramStart"/>
       <w:r>
         <w:rPr>
-          <w:rFonts w:ascii="Times New Roman" w:hAnsi="Times New Roman" w:cs="Times New Roman"/>
-          <w:bCs/>
+          <w:rFonts w:ascii="Arial" w:hAnsi="Arial" w:cs="Arial"/>
+          <w:bCs/>
+          <w:lang w:val="en-US"/>
         </w:rPr>
         <w:t xml:space="preserve">{{ </w:t>
       </w:r>
-      <w:r>
-        <w:rPr>
-          <w:rFonts w:ascii="Times New Roman" w:hAnsi="Times New Roman" w:cs="Times New Roman"/>
+      <w:proofErr w:type="spellStart"/>
+      <w:r>
+        <w:rPr>
+          <w:rFonts w:ascii="Arial" w:hAnsi="Arial" w:cs="Arial"/>
           <w:bCs/>
           <w:lang w:val="en-US"/>
         </w:rPr>
@@ -562,51 +558,56 @@
       <w:proofErr w:type="gramEnd"/>
       <w:r>
         <w:rPr>
-          <w:rFonts w:ascii="Times New Roman" w:hAnsi="Times New Roman" w:cs="Times New Roman"/>
-          <w:bCs/>
-        </w:rPr>
-        <w:t>_</w:t>
-      </w:r>
-      <w:r>
-        <w:rPr>
-          <w:rFonts w:ascii="Times New Roman" w:hAnsi="Times New Roman" w:cs="Times New Roman"/>
-          <w:bCs/>
-          <w:lang w:val="en-US"/>
-        </w:rPr>
-        <w:t>members</w:t>
-      </w:r>
-      <w:r>
-        <w:rPr>
-          <w:rFonts w:ascii="Times New Roman" w:hAnsi="Times New Roman" w:cs="Times New Roman"/>
-          <w:bCs/>
+          <w:rFonts w:ascii="Arial" w:hAnsi="Arial" w:cs="Arial"/>
+          <w:bCs/>
+          <w:lang w:val="en-US"/>
+        </w:rPr>
+        <w:t>_members</w:t>
+      </w:r>
+      <w:proofErr w:type="spellEnd"/>
+      <w:r>
+        <w:rPr>
+          <w:rFonts w:ascii="Arial" w:hAnsi="Arial" w:cs="Arial"/>
+          <w:bCs/>
+          <w:lang w:val="en-US"/>
         </w:rPr>
         <w:t xml:space="preserve"> }}</w:t>
       </w:r>
       <w:r>
         <w:rPr>
-          <w:rFonts w:ascii="Times New Roman" w:hAnsi="Times New Roman" w:cs="Times New Roman"/>
-          <w:bCs/>
+          <w:rFonts w:ascii="Arial" w:hAnsi="Arial" w:cs="Arial"/>
+          <w:bCs/>
+          <w:lang w:val="en-US"/>
         </w:rPr>
         <w:t xml:space="preserve"> </w:t>
       </w:r>
       <w:r>
         <w:rPr>
-          <w:rFonts w:ascii="Times New Roman" w:hAnsi="Times New Roman" w:cs="Times New Roman"/>
-          <w:bCs/>
-        </w:rPr>
-        <w:t>представителей.</w:t>
+          <w:rFonts w:ascii="Arial" w:hAnsi="Arial" w:cs="Arial"/>
+          <w:bCs/>
+        </w:rPr>
+        <w:t>представителей</w:t>
+      </w:r>
+      <w:r>
+        <w:rPr>
+          <w:rFonts w:ascii="Arial" w:hAnsi="Arial" w:cs="Arial"/>
+          <w:bCs/>
+          <w:lang w:val="en-US"/>
+        </w:rPr>
+        <w:t>.</w:t>
       </w:r>
     </w:p>
     <w:p>
       <w:pPr>
-        <w:rPr>
-          <w:rFonts w:ascii="Times New Roman" w:hAnsi="Times New Roman" w:cs="Times New Roman"/>
+        <w:spacing w:line="240" w:lineRule="auto"/>
+        <w:rPr>
+          <w:rFonts w:ascii="Arial" w:hAnsi="Arial" w:cs="Arial"/>
           <w:bCs/>
         </w:rPr>
       </w:pPr>
       <w:r>
         <w:rPr>
-          <w:rFonts w:ascii="Times New Roman" w:hAnsi="Times New Roman" w:cs="Times New Roman"/>
+          <w:rFonts w:ascii="Arial" w:hAnsi="Arial" w:cs="Arial"/>
           <w:bCs/>
         </w:rPr>
         <w:t>______________________________________________________________________</w:t>
@@ -614,14 +615,15 @@
     </w:p>
     <w:p>
       <w:pPr>
-        <w:rPr>
-          <w:rFonts w:ascii="Times New Roman" w:hAnsi="Times New Roman" w:cs="Times New Roman"/>
+        <w:spacing w:line="240" w:lineRule="auto"/>
+        <w:rPr>
+          <w:rFonts w:ascii="Arial" w:hAnsi="Arial" w:cs="Arial"/>
           <w:bCs/>
         </w:rPr>
       </w:pPr>
       <w:r>
         <w:rPr>
-          <w:rFonts w:ascii="Times New Roman" w:hAnsi="Times New Roman" w:cs="Times New Roman"/>
+          <w:rFonts w:ascii="Arial" w:hAnsi="Arial" w:cs="Arial"/>
           <w:bCs/>
         </w:rPr>
         <w:t>______________________________________________________________________</w:t>
@@ -629,14 +631,15 @@
     </w:p>
     <w:p>
       <w:pPr>
-        <w:rPr>
-          <w:rFonts w:ascii="Times New Roman" w:hAnsi="Times New Roman" w:cs="Times New Roman"/>
+        <w:spacing w:line="240" w:lineRule="auto"/>
+        <w:rPr>
+          <w:rFonts w:ascii="Arial" w:hAnsi="Arial" w:cs="Arial"/>
           <w:bCs/>
         </w:rPr>
       </w:pPr>
       <w:r>
         <w:rPr>
-          <w:rFonts w:ascii="Times New Roman" w:hAnsi="Times New Roman" w:cs="Times New Roman"/>
+          <w:rFonts w:ascii="Arial" w:hAnsi="Arial" w:cs="Arial"/>
           <w:bCs/>
         </w:rPr>
         <w:t>______________________________________________________________________</w:t>
@@ -644,14 +647,15 @@
     </w:p>
     <w:p>
       <w:pPr>
-        <w:rPr>
-          <w:rFonts w:ascii="Times New Roman" w:hAnsi="Times New Roman" w:cs="Times New Roman"/>
+        <w:spacing w:line="240" w:lineRule="auto"/>
+        <w:rPr>
+          <w:rFonts w:ascii="Arial" w:hAnsi="Arial" w:cs="Arial"/>
           <w:bCs/>
         </w:rPr>
       </w:pPr>
       <w:r>
         <w:rPr>
-          <w:rFonts w:ascii="Times New Roman" w:hAnsi="Times New Roman" w:cs="Times New Roman"/>
+          <w:rFonts w:ascii="Arial" w:hAnsi="Arial" w:cs="Arial"/>
           <w:bCs/>
         </w:rPr>
         <w:t>произвела прием товара и установила:</w:t>
@@ -659,14 +663,15 @@
     </w:p>
     <w:p>
       <w:pPr>
-        <w:rPr>
-          <w:rFonts w:ascii="Times New Roman" w:hAnsi="Times New Roman" w:cs="Times New Roman"/>
+        <w:spacing w:line="240" w:lineRule="auto"/>
+        <w:rPr>
+          <w:rFonts w:ascii="Arial" w:hAnsi="Arial" w:cs="Arial"/>
           <w:bCs/>
         </w:rPr>
       </w:pPr>
       <w:r>
         <w:rPr>
-          <w:rFonts w:ascii="Times New Roman" w:hAnsi="Times New Roman" w:cs="Times New Roman"/>
+          <w:rFonts w:ascii="Arial" w:hAnsi="Arial" w:cs="Arial"/>
           <w:bCs/>
         </w:rPr>
         <w:t xml:space="preserve">1. Наименование и адрес грузоотправителя </w:t>
@@ -674,7 +679,7 @@
       <w:proofErr w:type="gramStart"/>
       <w:r>
         <w:rPr>
-          <w:rFonts w:ascii="Times New Roman" w:hAnsi="Times New Roman" w:cs="Times New Roman"/>
+          <w:rFonts w:ascii="Arial" w:hAnsi="Arial" w:cs="Arial"/>
           <w:bCs/>
         </w:rPr>
         <w:t xml:space="preserve">{{ </w:t>
@@ -682,7 +687,7 @@
       <w:proofErr w:type="spellStart"/>
       <w:r>
         <w:rPr>
-          <w:rFonts w:ascii="Times New Roman" w:hAnsi="Times New Roman" w:cs="Times New Roman"/>
+          <w:rFonts w:ascii="Arial" w:hAnsi="Arial" w:cs="Arial"/>
           <w:bCs/>
         </w:rPr>
         <w:t>sender</w:t>
@@ -690,7 +695,7 @@
       <w:proofErr w:type="gramEnd"/>
       <w:r>
         <w:rPr>
-          <w:rFonts w:ascii="Times New Roman" w:hAnsi="Times New Roman" w:cs="Times New Roman"/>
+          <w:rFonts w:ascii="Arial" w:hAnsi="Arial" w:cs="Arial"/>
           <w:bCs/>
         </w:rPr>
         <w:t>_name</w:t>
@@ -698,7 +703,7 @@
       <w:proofErr w:type="spellEnd"/>
       <w:r>
         <w:rPr>
-          <w:rFonts w:ascii="Times New Roman" w:hAnsi="Times New Roman" w:cs="Times New Roman"/>
+          <w:rFonts w:ascii="Arial" w:hAnsi="Arial" w:cs="Arial"/>
           <w:bCs/>
         </w:rPr>
         <w:t xml:space="preserve"> }}</w:t>
@@ -706,15 +711,16 @@
     </w:p>
     <w:p>
       <w:pPr>
-        <w:rPr>
-          <w:rFonts w:ascii="Times New Roman" w:hAnsi="Times New Roman" w:cs="Times New Roman"/>
+        <w:spacing w:line="240" w:lineRule="auto"/>
+        <w:rPr>
+          <w:rFonts w:ascii="Arial" w:hAnsi="Arial" w:cs="Arial"/>
           <w:bCs/>
           <w:lang w:val="en-US"/>
         </w:rPr>
       </w:pPr>
       <w:r>
         <w:rPr>
-          <w:rFonts w:ascii="Times New Roman" w:hAnsi="Times New Roman" w:cs="Times New Roman"/>
+          <w:rFonts w:ascii="Arial" w:hAnsi="Arial" w:cs="Arial"/>
           <w:bCs/>
           <w:lang w:val="en-US"/>
         </w:rPr>
@@ -722,7 +728,7 @@
       </w:r>
       <w:r>
         <w:rPr>
-          <w:rFonts w:ascii="Times New Roman" w:hAnsi="Times New Roman" w:cs="Times New Roman"/>
+          <w:rFonts w:ascii="Arial" w:hAnsi="Arial" w:cs="Arial"/>
           <w:bCs/>
           <w:lang w:val="en-US"/>
         </w:rPr>
@@ -730,14 +736,14 @@
       </w:r>
       <w:r>
         <w:rPr>
-          <w:rFonts w:ascii="Times New Roman" w:hAnsi="Times New Roman" w:cs="Times New Roman"/>
+          <w:rFonts w:ascii="Arial" w:hAnsi="Arial" w:cs="Arial"/>
           <w:bCs/>
         </w:rPr>
         <w:t>Договор</w:t>
       </w:r>
       <w:r>
         <w:rPr>
-          <w:rFonts w:ascii="Times New Roman" w:hAnsi="Times New Roman" w:cs="Times New Roman"/>
+          <w:rFonts w:ascii="Arial" w:hAnsi="Arial" w:cs="Arial"/>
           <w:bCs/>
           <w:lang w:val="en-US"/>
         </w:rPr>
@@ -746,7 +752,7 @@
       <w:proofErr w:type="gramStart"/>
       <w:r>
         <w:rPr>
-          <w:rFonts w:ascii="Times New Roman" w:hAnsi="Times New Roman" w:cs="Times New Roman"/>
+          <w:rFonts w:ascii="Arial" w:hAnsi="Arial" w:cs="Arial"/>
           <w:bCs/>
           <w:lang w:val="en-US"/>
         </w:rPr>
@@ -755,7 +761,7 @@
       <w:proofErr w:type="spellStart"/>
       <w:r>
         <w:rPr>
-          <w:rFonts w:ascii="Times New Roman" w:hAnsi="Times New Roman" w:cs="Times New Roman"/>
+          <w:rFonts w:ascii="Arial" w:hAnsi="Arial" w:cs="Arial"/>
           <w:bCs/>
           <w:lang w:val="en-US"/>
         </w:rPr>
@@ -764,7 +770,7 @@
       <w:proofErr w:type="gramEnd"/>
       <w:r>
         <w:rPr>
-          <w:rFonts w:ascii="Times New Roman" w:hAnsi="Times New Roman" w:cs="Times New Roman"/>
+          <w:rFonts w:ascii="Arial" w:hAnsi="Arial" w:cs="Arial"/>
           <w:bCs/>
           <w:lang w:val="en-US"/>
         </w:rPr>
@@ -773,7 +779,7 @@
       <w:proofErr w:type="spellEnd"/>
       <w:r>
         <w:rPr>
-          <w:rFonts w:ascii="Times New Roman" w:hAnsi="Times New Roman" w:cs="Times New Roman"/>
+          <w:rFonts w:ascii="Arial" w:hAnsi="Arial" w:cs="Arial"/>
           <w:bCs/>
           <w:lang w:val="en-US"/>
         </w:rPr>
@@ -781,14 +787,14 @@
       </w:r>
       <w:r>
         <w:rPr>
-          <w:rFonts w:ascii="Times New Roman" w:hAnsi="Times New Roman" w:cs="Times New Roman"/>
+          <w:rFonts w:ascii="Arial" w:hAnsi="Arial" w:cs="Arial"/>
           <w:bCs/>
         </w:rPr>
         <w:t>от</w:t>
       </w:r>
       <w:r>
         <w:rPr>
-          <w:rFonts w:ascii="Times New Roman" w:hAnsi="Times New Roman" w:cs="Times New Roman"/>
+          <w:rFonts w:ascii="Arial" w:hAnsi="Arial" w:cs="Arial"/>
           <w:bCs/>
           <w:lang w:val="en-US"/>
         </w:rPr>
@@ -797,7 +803,7 @@
       <w:proofErr w:type="spellStart"/>
       <w:r>
         <w:rPr>
-          <w:rFonts w:ascii="Times New Roman" w:hAnsi="Times New Roman" w:cs="Times New Roman"/>
+          <w:rFonts w:ascii="Arial" w:hAnsi="Arial" w:cs="Arial"/>
           <w:bCs/>
           <w:lang w:val="en-US"/>
         </w:rPr>
@@ -806,7 +812,7 @@
       <w:proofErr w:type="spellEnd"/>
       <w:r>
         <w:rPr>
-          <w:rFonts w:ascii="Times New Roman" w:hAnsi="Times New Roman" w:cs="Times New Roman"/>
+          <w:rFonts w:ascii="Arial" w:hAnsi="Arial" w:cs="Arial"/>
           <w:bCs/>
           <w:lang w:val="en-US"/>
         </w:rPr>
@@ -814,7 +820,7 @@
       </w:r>
       <w:r>
         <w:rPr>
-          <w:rFonts w:ascii="Times New Roman" w:hAnsi="Times New Roman" w:cs="Times New Roman"/>
+          <w:rFonts w:ascii="Arial" w:hAnsi="Arial" w:cs="Arial"/>
           <w:bCs/>
         </w:rPr>
         <w:t>на</w:t>
@@ -822,22 +828,23 @@
     </w:p>
     <w:p>
       <w:pPr>
-        <w:rPr>
-          <w:rFonts w:ascii="Times New Roman" w:hAnsi="Times New Roman" w:cs="Times New Roman"/>
+        <w:spacing w:line="240" w:lineRule="auto"/>
+        <w:rPr>
+          <w:rFonts w:ascii="Arial" w:hAnsi="Arial" w:cs="Arial"/>
           <w:bCs/>
           <w:lang w:val="en-US"/>
         </w:rPr>
       </w:pPr>
       <w:r>
         <w:rPr>
-          <w:rFonts w:ascii="Times New Roman" w:hAnsi="Times New Roman" w:cs="Times New Roman"/>
+          <w:rFonts w:ascii="Arial" w:hAnsi="Arial" w:cs="Arial"/>
           <w:bCs/>
         </w:rPr>
         <w:t>поставку</w:t>
       </w:r>
       <w:r>
         <w:rPr>
-          <w:rFonts w:ascii="Times New Roman" w:hAnsi="Times New Roman" w:cs="Times New Roman"/>
+          <w:rFonts w:ascii="Arial" w:hAnsi="Arial" w:cs="Arial"/>
           <w:bCs/>
           <w:lang w:val="en-US"/>
         </w:rPr>
@@ -845,14 +852,14 @@
       </w:r>
       <w:r>
         <w:rPr>
-          <w:rFonts w:ascii="Times New Roman" w:hAnsi="Times New Roman" w:cs="Times New Roman"/>
+          <w:rFonts w:ascii="Arial" w:hAnsi="Arial" w:cs="Arial"/>
           <w:bCs/>
         </w:rPr>
         <w:t>продукции</w:t>
       </w:r>
       <w:r>
         <w:rPr>
-          <w:rFonts w:ascii="Times New Roman" w:hAnsi="Times New Roman" w:cs="Times New Roman"/>
+          <w:rFonts w:ascii="Arial" w:hAnsi="Arial" w:cs="Arial"/>
           <w:bCs/>
           <w:lang w:val="en-US"/>
         </w:rPr>
@@ -861,21 +868,22 @@
     </w:p>
     <w:p>
       <w:pPr>
-        <w:rPr>
-          <w:rFonts w:ascii="Times New Roman" w:hAnsi="Times New Roman" w:cs="Times New Roman"/>
+        <w:spacing w:line="240" w:lineRule="auto"/>
+        <w:rPr>
+          <w:rFonts w:ascii="Arial" w:hAnsi="Arial" w:cs="Arial"/>
           <w:bCs/>
         </w:rPr>
       </w:pPr>
       <w:r>
         <w:rPr>
-          <w:rFonts w:ascii="Times New Roman" w:hAnsi="Times New Roman" w:cs="Times New Roman"/>
+          <w:rFonts w:ascii="Arial" w:hAnsi="Arial" w:cs="Arial"/>
           <w:bCs/>
         </w:rPr>
         <w:t>3</w:t>
       </w:r>
       <w:r>
         <w:rPr>
-          <w:rFonts w:ascii="Times New Roman" w:hAnsi="Times New Roman" w:cs="Times New Roman"/>
+          <w:rFonts w:ascii="Arial" w:hAnsi="Arial" w:cs="Arial"/>
           <w:bCs/>
         </w:rPr>
         <w:t>. Результаты приемки:</w:t>
@@ -930,14 +938,15 @@
           </w:tcPr>
           <w:p>
             <w:pPr>
-              <w:rPr>
-                <w:rFonts w:ascii="Times New Roman" w:hAnsi="Times New Roman" w:cs="Times New Roman"/>
-                <w:b/>
-              </w:rPr>
-            </w:pPr>
-            <w:r>
-              <w:rPr>
-                <w:rFonts w:ascii="Times New Roman" w:hAnsi="Times New Roman" w:cs="Times New Roman"/>
+              <w:spacing w:line="240" w:lineRule="auto"/>
+              <w:rPr>
+                <w:rFonts w:ascii="Arial" w:hAnsi="Arial" w:cs="Arial"/>
+                <w:b/>
+              </w:rPr>
+            </w:pPr>
+            <w:r>
+              <w:rPr>
+                <w:rFonts w:ascii="Arial" w:hAnsi="Arial" w:cs="Arial"/>
                 <w:b/>
               </w:rPr>
               <w:t xml:space="preserve"> № </w:t>
@@ -945,14 +954,15 @@
           </w:p>
           <w:p>
             <w:pPr>
-              <w:rPr>
-                <w:rFonts w:ascii="Times New Roman" w:hAnsi="Times New Roman" w:cs="Times New Roman"/>
-                <w:b/>
-              </w:rPr>
-            </w:pPr>
-            <w:r>
-              <w:rPr>
-                <w:rFonts w:ascii="Times New Roman" w:hAnsi="Times New Roman" w:cs="Times New Roman"/>
+              <w:spacing w:line="240" w:lineRule="auto"/>
+              <w:rPr>
+                <w:rFonts w:ascii="Arial" w:hAnsi="Arial" w:cs="Arial"/>
+                <w:b/>
+              </w:rPr>
+            </w:pPr>
+            <w:r>
+              <w:rPr>
+                <w:rFonts w:ascii="Arial" w:hAnsi="Arial" w:cs="Arial"/>
                 <w:b/>
               </w:rPr>
               <w:t>п/п</w:t>
@@ -972,15 +982,16 @@
           </w:tcPr>
           <w:p>
             <w:pPr>
-              <w:rPr>
-                <w:rFonts w:ascii="Times New Roman" w:hAnsi="Times New Roman" w:cs="Times New Roman"/>
+              <w:spacing w:line="240" w:lineRule="auto"/>
+              <w:rPr>
+                <w:rFonts w:ascii="Arial" w:hAnsi="Arial" w:cs="Arial"/>
                 <w:b/>
               </w:rPr>
             </w:pPr>
             <w:proofErr w:type="spellStart"/>
             <w:r>
               <w:rPr>
-                <w:rFonts w:ascii="Times New Roman" w:hAnsi="Times New Roman" w:cs="Times New Roman"/>
+                <w:rFonts w:ascii="Arial" w:hAnsi="Arial" w:cs="Arial"/>
                 <w:b/>
               </w:rPr>
               <w:t>Наименова</w:t>
@@ -988,7 +999,7 @@
             <w:proofErr w:type="spellEnd"/>
             <w:r>
               <w:rPr>
-                <w:rFonts w:ascii="Times New Roman" w:hAnsi="Times New Roman" w:cs="Times New Roman"/>
+                <w:rFonts w:ascii="Arial" w:hAnsi="Arial" w:cs="Arial"/>
                 <w:b/>
               </w:rPr>
               <w:t>-</w:t>
@@ -996,15 +1007,16 @@
           </w:p>
           <w:p>
             <w:pPr>
-              <w:rPr>
-                <w:rFonts w:ascii="Times New Roman" w:hAnsi="Times New Roman" w:cs="Times New Roman"/>
+              <w:spacing w:line="240" w:lineRule="auto"/>
+              <w:rPr>
+                <w:rFonts w:ascii="Arial" w:hAnsi="Arial" w:cs="Arial"/>
                 <w:b/>
               </w:rPr>
             </w:pPr>
             <w:proofErr w:type="spellStart"/>
             <w:r>
               <w:rPr>
-                <w:rFonts w:ascii="Times New Roman" w:hAnsi="Times New Roman" w:cs="Times New Roman"/>
+                <w:rFonts w:ascii="Arial" w:hAnsi="Arial" w:cs="Arial"/>
                 <w:b/>
               </w:rPr>
               <w:t>ние</w:t>
@@ -1012,7 +1024,7 @@
             <w:proofErr w:type="spellEnd"/>
             <w:r>
               <w:rPr>
-                <w:rFonts w:ascii="Times New Roman" w:hAnsi="Times New Roman" w:cs="Times New Roman"/>
+                <w:rFonts w:ascii="Arial" w:hAnsi="Arial" w:cs="Arial"/>
                 <w:b/>
               </w:rPr>
               <w:t xml:space="preserve"> товара</w:t>
@@ -1020,8 +1032,9 @@
           </w:p>
           <w:p>
             <w:pPr>
-              <w:rPr>
-                <w:rFonts w:ascii="Times New Roman" w:hAnsi="Times New Roman" w:cs="Times New Roman"/>
+              <w:spacing w:line="240" w:lineRule="auto"/>
+              <w:rPr>
+                <w:rFonts w:ascii="Arial" w:hAnsi="Arial" w:cs="Arial"/>
                 <w:b/>
               </w:rPr>
             </w:pPr>
@@ -1041,14 +1054,15 @@
           </w:tcPr>
           <w:p>
             <w:pPr>
-              <w:rPr>
-                <w:rFonts w:ascii="Times New Roman" w:hAnsi="Times New Roman" w:cs="Times New Roman"/>
-                <w:b/>
-              </w:rPr>
-            </w:pPr>
-            <w:r>
-              <w:rPr>
-                <w:rFonts w:ascii="Times New Roman" w:hAnsi="Times New Roman" w:cs="Times New Roman"/>
+              <w:spacing w:line="240" w:lineRule="auto"/>
+              <w:rPr>
+                <w:rFonts w:ascii="Arial" w:hAnsi="Arial" w:cs="Arial"/>
+                <w:b/>
+              </w:rPr>
+            </w:pPr>
+            <w:r>
+              <w:rPr>
+                <w:rFonts w:ascii="Arial" w:hAnsi="Arial" w:cs="Arial"/>
                 <w:b/>
               </w:rPr>
               <w:t xml:space="preserve"> Серия </w:t>
@@ -1056,14 +1070,15 @@
           </w:p>
           <w:p>
             <w:pPr>
-              <w:rPr>
-                <w:rFonts w:ascii="Times New Roman" w:hAnsi="Times New Roman" w:cs="Times New Roman"/>
-                <w:b/>
-              </w:rPr>
-            </w:pPr>
-            <w:r>
-              <w:rPr>
-                <w:rFonts w:ascii="Times New Roman" w:hAnsi="Times New Roman" w:cs="Times New Roman"/>
+              <w:spacing w:line="240" w:lineRule="auto"/>
+              <w:rPr>
+                <w:rFonts w:ascii="Arial" w:hAnsi="Arial" w:cs="Arial"/>
+                <w:b/>
+              </w:rPr>
+            </w:pPr>
+            <w:r>
+              <w:rPr>
+                <w:rFonts w:ascii="Arial" w:hAnsi="Arial" w:cs="Arial"/>
                 <w:b/>
               </w:rPr>
               <w:t xml:space="preserve"> (или  </w:t>
@@ -1071,14 +1086,15 @@
           </w:p>
           <w:p>
             <w:pPr>
-              <w:rPr>
-                <w:rFonts w:ascii="Times New Roman" w:hAnsi="Times New Roman" w:cs="Times New Roman"/>
-                <w:b/>
-              </w:rPr>
-            </w:pPr>
-            <w:r>
-              <w:rPr>
-                <w:rFonts w:ascii="Times New Roman" w:hAnsi="Times New Roman" w:cs="Times New Roman"/>
+              <w:spacing w:line="240" w:lineRule="auto"/>
+              <w:rPr>
+                <w:rFonts w:ascii="Arial" w:hAnsi="Arial" w:cs="Arial"/>
+                <w:b/>
+              </w:rPr>
+            </w:pPr>
+            <w:r>
+              <w:rPr>
+                <w:rFonts w:ascii="Arial" w:hAnsi="Arial" w:cs="Arial"/>
                 <w:b/>
               </w:rPr>
               <w:t xml:space="preserve">  код  </w:t>
@@ -1086,14 +1102,15 @@
           </w:p>
           <w:p>
             <w:pPr>
-              <w:rPr>
-                <w:rFonts w:ascii="Times New Roman" w:hAnsi="Times New Roman" w:cs="Times New Roman"/>
-                <w:b/>
-              </w:rPr>
-            </w:pPr>
-            <w:r>
-              <w:rPr>
-                <w:rFonts w:ascii="Times New Roman" w:hAnsi="Times New Roman" w:cs="Times New Roman"/>
+              <w:spacing w:line="240" w:lineRule="auto"/>
+              <w:rPr>
+                <w:rFonts w:ascii="Arial" w:hAnsi="Arial" w:cs="Arial"/>
+                <w:b/>
+              </w:rPr>
+            </w:pPr>
+            <w:r>
+              <w:rPr>
+                <w:rFonts w:ascii="Arial" w:hAnsi="Arial" w:cs="Arial"/>
                 <w:b/>
               </w:rPr>
               <w:t>товара)</w:t>
@@ -1114,14 +1131,15 @@
           </w:tcPr>
           <w:p>
             <w:pPr>
-              <w:rPr>
-                <w:rFonts w:ascii="Times New Roman" w:hAnsi="Times New Roman" w:cs="Times New Roman"/>
-                <w:b/>
-              </w:rPr>
-            </w:pPr>
-            <w:r>
-              <w:rPr>
-                <w:rFonts w:ascii="Times New Roman" w:hAnsi="Times New Roman" w:cs="Times New Roman"/>
+              <w:spacing w:line="240" w:lineRule="auto"/>
+              <w:rPr>
+                <w:rFonts w:ascii="Arial" w:hAnsi="Arial" w:cs="Arial"/>
+                <w:b/>
+              </w:rPr>
+            </w:pPr>
+            <w:r>
+              <w:rPr>
+                <w:rFonts w:ascii="Arial" w:hAnsi="Arial" w:cs="Arial"/>
                 <w:b/>
               </w:rPr>
               <w:t>Едини-</w:t>
@@ -1129,15 +1147,16 @@
           </w:p>
           <w:p>
             <w:pPr>
-              <w:rPr>
-                <w:rFonts w:ascii="Times New Roman" w:hAnsi="Times New Roman" w:cs="Times New Roman"/>
+              <w:spacing w:line="240" w:lineRule="auto"/>
+              <w:rPr>
+                <w:rFonts w:ascii="Arial" w:hAnsi="Arial" w:cs="Arial"/>
                 <w:b/>
               </w:rPr>
             </w:pPr>
             <w:proofErr w:type="spellStart"/>
             <w:r>
               <w:rPr>
-                <w:rFonts w:ascii="Times New Roman" w:hAnsi="Times New Roman" w:cs="Times New Roman"/>
+                <w:rFonts w:ascii="Arial" w:hAnsi="Arial" w:cs="Arial"/>
                 <w:b/>
               </w:rPr>
               <w:t>ца</w:t>
@@ -1145,7 +1164,7 @@
             <w:proofErr w:type="spellEnd"/>
             <w:r>
               <w:rPr>
-                <w:rFonts w:ascii="Times New Roman" w:hAnsi="Times New Roman" w:cs="Times New Roman"/>
+                <w:rFonts w:ascii="Arial" w:hAnsi="Arial" w:cs="Arial"/>
                 <w:b/>
               </w:rPr>
               <w:t xml:space="preserve"> из-</w:t>
@@ -1153,14 +1172,15 @@
           </w:p>
           <w:p>
             <w:pPr>
-              <w:rPr>
-                <w:rFonts w:ascii="Times New Roman" w:hAnsi="Times New Roman" w:cs="Times New Roman"/>
-                <w:b/>
-              </w:rPr>
-            </w:pPr>
-            <w:r>
-              <w:rPr>
-                <w:rFonts w:ascii="Times New Roman" w:hAnsi="Times New Roman" w:cs="Times New Roman"/>
+              <w:spacing w:line="240" w:lineRule="auto"/>
+              <w:rPr>
+                <w:rFonts w:ascii="Arial" w:hAnsi="Arial" w:cs="Arial"/>
+                <w:b/>
+              </w:rPr>
+            </w:pPr>
+            <w:r>
+              <w:rPr>
+                <w:rFonts w:ascii="Arial" w:hAnsi="Arial" w:cs="Arial"/>
                 <w:b/>
               </w:rPr>
               <w:t xml:space="preserve">мере- </w:t>
@@ -1168,15 +1188,16 @@
           </w:p>
           <w:p>
             <w:pPr>
-              <w:rPr>
-                <w:rFonts w:ascii="Times New Roman" w:hAnsi="Times New Roman" w:cs="Times New Roman"/>
+              <w:spacing w:line="240" w:lineRule="auto"/>
+              <w:rPr>
+                <w:rFonts w:ascii="Arial" w:hAnsi="Arial" w:cs="Arial"/>
                 <w:b/>
               </w:rPr>
             </w:pPr>
             <w:proofErr w:type="spellStart"/>
             <w:r>
               <w:rPr>
-                <w:rFonts w:ascii="Times New Roman" w:hAnsi="Times New Roman" w:cs="Times New Roman"/>
+                <w:rFonts w:ascii="Arial" w:hAnsi="Arial" w:cs="Arial"/>
                 <w:b/>
               </w:rPr>
               <w:t>ния</w:t>
@@ -1184,7 +1205,7 @@
             <w:proofErr w:type="spellEnd"/>
             <w:r>
               <w:rPr>
-                <w:rFonts w:ascii="Times New Roman" w:hAnsi="Times New Roman" w:cs="Times New Roman"/>
+                <w:rFonts w:ascii="Arial" w:hAnsi="Arial" w:cs="Arial"/>
                 <w:b/>
               </w:rPr>
               <w:t xml:space="preserve">   </w:t>
@@ -1205,14 +1226,15 @@
           </w:tcPr>
           <w:p>
             <w:pPr>
-              <w:rPr>
-                <w:rFonts w:ascii="Times New Roman" w:hAnsi="Times New Roman" w:cs="Times New Roman"/>
-                <w:b/>
-              </w:rPr>
-            </w:pPr>
-            <w:r>
-              <w:rPr>
-                <w:rFonts w:ascii="Times New Roman" w:hAnsi="Times New Roman" w:cs="Times New Roman"/>
+              <w:spacing w:line="240" w:lineRule="auto"/>
+              <w:rPr>
+                <w:rFonts w:ascii="Arial" w:hAnsi="Arial" w:cs="Arial"/>
+                <w:b/>
+              </w:rPr>
+            </w:pPr>
+            <w:r>
+              <w:rPr>
+                <w:rFonts w:ascii="Arial" w:hAnsi="Arial" w:cs="Arial"/>
                 <w:b/>
               </w:rPr>
               <w:t xml:space="preserve">Цена (с НДС) </w:t>
@@ -1233,14 +1255,15 @@
           </w:tcPr>
           <w:p>
             <w:pPr>
-              <w:rPr>
-                <w:rFonts w:ascii="Times New Roman" w:hAnsi="Times New Roman" w:cs="Times New Roman"/>
-                <w:b/>
-              </w:rPr>
-            </w:pPr>
-            <w:r>
-              <w:rPr>
-                <w:rFonts w:ascii="Times New Roman" w:hAnsi="Times New Roman" w:cs="Times New Roman"/>
+              <w:spacing w:line="240" w:lineRule="auto"/>
+              <w:rPr>
+                <w:rFonts w:ascii="Arial" w:hAnsi="Arial" w:cs="Arial"/>
+                <w:b/>
+              </w:rPr>
+            </w:pPr>
+            <w:r>
+              <w:rPr>
+                <w:rFonts w:ascii="Arial" w:hAnsi="Arial" w:cs="Arial"/>
                 <w:b/>
               </w:rPr>
               <w:t>По документам</w:t>
@@ -1248,14 +1271,15 @@
           </w:p>
           <w:p>
             <w:pPr>
-              <w:rPr>
-                <w:rFonts w:ascii="Times New Roman" w:hAnsi="Times New Roman" w:cs="Times New Roman"/>
-                <w:b/>
-              </w:rPr>
-            </w:pPr>
-            <w:r>
-              <w:rPr>
-                <w:rFonts w:ascii="Times New Roman" w:hAnsi="Times New Roman" w:cs="Times New Roman"/>
+              <w:spacing w:line="240" w:lineRule="auto"/>
+              <w:rPr>
+                <w:rFonts w:ascii="Arial" w:hAnsi="Arial" w:cs="Arial"/>
+                <w:b/>
+              </w:rPr>
+            </w:pPr>
+            <w:r>
+              <w:rPr>
+                <w:rFonts w:ascii="Arial" w:hAnsi="Arial" w:cs="Arial"/>
                 <w:b/>
               </w:rPr>
               <w:t xml:space="preserve"> поставщика  </w:t>
@@ -1276,14 +1300,15 @@
           </w:tcPr>
           <w:p>
             <w:pPr>
-              <w:rPr>
-                <w:rFonts w:ascii="Times New Roman" w:hAnsi="Times New Roman" w:cs="Times New Roman"/>
-                <w:b/>
-              </w:rPr>
-            </w:pPr>
-            <w:r>
-              <w:rPr>
-                <w:rFonts w:ascii="Times New Roman" w:hAnsi="Times New Roman" w:cs="Times New Roman"/>
+              <w:spacing w:line="240" w:lineRule="auto"/>
+              <w:rPr>
+                <w:rFonts w:ascii="Arial" w:hAnsi="Arial" w:cs="Arial"/>
+                <w:b/>
+              </w:rPr>
+            </w:pPr>
+            <w:r>
+              <w:rPr>
+                <w:rFonts w:ascii="Arial" w:hAnsi="Arial" w:cs="Arial"/>
                 <w:b/>
               </w:rPr>
               <w:t xml:space="preserve"> Фактически </w:t>
@@ -1291,14 +1316,15 @@
           </w:p>
           <w:p>
             <w:pPr>
-              <w:rPr>
-                <w:rFonts w:ascii="Times New Roman" w:hAnsi="Times New Roman" w:cs="Times New Roman"/>
-                <w:b/>
-              </w:rPr>
-            </w:pPr>
-            <w:r>
-              <w:rPr>
-                <w:rFonts w:ascii="Times New Roman" w:hAnsi="Times New Roman" w:cs="Times New Roman"/>
+              <w:spacing w:line="240" w:lineRule="auto"/>
+              <w:rPr>
+                <w:rFonts w:ascii="Arial" w:hAnsi="Arial" w:cs="Arial"/>
+                <w:b/>
+              </w:rPr>
+            </w:pPr>
+            <w:r>
+              <w:rPr>
+                <w:rFonts w:ascii="Arial" w:hAnsi="Arial" w:cs="Arial"/>
                 <w:b/>
               </w:rPr>
               <w:t xml:space="preserve"> оказалось  </w:t>
@@ -1322,8 +1348,9 @@
           </w:tcPr>
           <w:p>
             <w:pPr>
-              <w:rPr>
-                <w:rFonts w:ascii="Times New Roman" w:hAnsi="Times New Roman" w:cs="Times New Roman"/>
+              <w:spacing w:line="240" w:lineRule="auto"/>
+              <w:rPr>
+                <w:rFonts w:ascii="Arial" w:hAnsi="Arial" w:cs="Arial"/>
                 <w:b/>
               </w:rPr>
             </w:pPr>
@@ -1344,8 +1371,9 @@
           </w:tcPr>
           <w:p>
             <w:pPr>
-              <w:rPr>
-                <w:rFonts w:ascii="Times New Roman" w:hAnsi="Times New Roman" w:cs="Times New Roman"/>
+              <w:spacing w:line="240" w:lineRule="auto"/>
+              <w:rPr>
+                <w:rFonts w:ascii="Arial" w:hAnsi="Arial" w:cs="Arial"/>
                 <w:b/>
               </w:rPr>
             </w:pPr>
@@ -1366,8 +1394,9 @@
           </w:tcPr>
           <w:p>
             <w:pPr>
-              <w:rPr>
-                <w:rFonts w:ascii="Times New Roman" w:hAnsi="Times New Roman" w:cs="Times New Roman"/>
+              <w:spacing w:line="240" w:lineRule="auto"/>
+              <w:rPr>
+                <w:rFonts w:ascii="Arial" w:hAnsi="Arial" w:cs="Arial"/>
                 <w:b/>
               </w:rPr>
             </w:pPr>
@@ -1388,8 +1417,9 @@
           </w:tcPr>
           <w:p>
             <w:pPr>
-              <w:rPr>
-                <w:rFonts w:ascii="Times New Roman" w:hAnsi="Times New Roman" w:cs="Times New Roman"/>
+              <w:spacing w:line="240" w:lineRule="auto"/>
+              <w:rPr>
+                <w:rFonts w:ascii="Arial" w:hAnsi="Arial" w:cs="Arial"/>
                 <w:b/>
               </w:rPr>
             </w:pPr>
@@ -1410,8 +1440,9 @@
           </w:tcPr>
           <w:p>
             <w:pPr>
-              <w:rPr>
-                <w:rFonts w:ascii="Times New Roman" w:hAnsi="Times New Roman" w:cs="Times New Roman"/>
+              <w:spacing w:line="240" w:lineRule="auto"/>
+              <w:rPr>
+                <w:rFonts w:ascii="Arial" w:hAnsi="Arial" w:cs="Arial"/>
                 <w:b/>
               </w:rPr>
             </w:pPr>
@@ -1430,14 +1461,15 @@
           </w:tcPr>
           <w:p>
             <w:pPr>
-              <w:rPr>
-                <w:rFonts w:ascii="Times New Roman" w:hAnsi="Times New Roman" w:cs="Times New Roman"/>
-                <w:b/>
-              </w:rPr>
-            </w:pPr>
-            <w:r>
-              <w:rPr>
-                <w:rFonts w:ascii="Times New Roman" w:hAnsi="Times New Roman" w:cs="Times New Roman"/>
+              <w:spacing w:line="240" w:lineRule="auto"/>
+              <w:rPr>
+                <w:rFonts w:ascii="Arial" w:hAnsi="Arial" w:cs="Arial"/>
+                <w:b/>
+              </w:rPr>
+            </w:pPr>
+            <w:r>
+              <w:rPr>
+                <w:rFonts w:ascii="Arial" w:hAnsi="Arial" w:cs="Arial"/>
                 <w:b/>
               </w:rPr>
               <w:t xml:space="preserve">коли- </w:t>
@@ -1445,15 +1477,16 @@
           </w:p>
           <w:p>
             <w:pPr>
-              <w:rPr>
-                <w:rFonts w:ascii="Times New Roman" w:hAnsi="Times New Roman" w:cs="Times New Roman"/>
+              <w:spacing w:line="240" w:lineRule="auto"/>
+              <w:rPr>
+                <w:rFonts w:ascii="Arial" w:hAnsi="Arial" w:cs="Arial"/>
                 <w:b/>
               </w:rPr>
             </w:pPr>
             <w:proofErr w:type="spellStart"/>
             <w:r>
               <w:rPr>
-                <w:rFonts w:ascii="Times New Roman" w:hAnsi="Times New Roman" w:cs="Times New Roman"/>
+                <w:rFonts w:ascii="Arial" w:hAnsi="Arial" w:cs="Arial"/>
                 <w:b/>
               </w:rPr>
               <w:t>чество</w:t>
@@ -1474,14 +1507,15 @@
           </w:tcPr>
           <w:p>
             <w:pPr>
-              <w:rPr>
-                <w:rFonts w:ascii="Times New Roman" w:hAnsi="Times New Roman" w:cs="Times New Roman"/>
-                <w:b/>
-              </w:rPr>
-            </w:pPr>
-            <w:r>
-              <w:rPr>
-                <w:rFonts w:ascii="Times New Roman" w:hAnsi="Times New Roman" w:cs="Times New Roman"/>
+              <w:spacing w:line="240" w:lineRule="auto"/>
+              <w:rPr>
+                <w:rFonts w:ascii="Arial" w:hAnsi="Arial" w:cs="Arial"/>
+                <w:b/>
+              </w:rPr>
+            </w:pPr>
+            <w:r>
+              <w:rPr>
+                <w:rFonts w:ascii="Arial" w:hAnsi="Arial" w:cs="Arial"/>
                 <w:b/>
               </w:rPr>
               <w:t xml:space="preserve">сумма </w:t>
@@ -1501,14 +1535,15 @@
           </w:tcPr>
           <w:p>
             <w:pPr>
-              <w:rPr>
-                <w:rFonts w:ascii="Times New Roman" w:hAnsi="Times New Roman" w:cs="Times New Roman"/>
-                <w:b/>
-              </w:rPr>
-            </w:pPr>
-            <w:r>
-              <w:rPr>
-                <w:rFonts w:ascii="Times New Roman" w:hAnsi="Times New Roman" w:cs="Times New Roman"/>
+              <w:spacing w:line="240" w:lineRule="auto"/>
+              <w:rPr>
+                <w:rFonts w:ascii="Arial" w:hAnsi="Arial" w:cs="Arial"/>
+                <w:b/>
+              </w:rPr>
+            </w:pPr>
+            <w:r>
+              <w:rPr>
+                <w:rFonts w:ascii="Arial" w:hAnsi="Arial" w:cs="Arial"/>
                 <w:b/>
               </w:rPr>
               <w:t xml:space="preserve">коли- </w:t>
@@ -1516,15 +1551,16 @@
           </w:p>
           <w:p>
             <w:pPr>
-              <w:rPr>
-                <w:rFonts w:ascii="Times New Roman" w:hAnsi="Times New Roman" w:cs="Times New Roman"/>
+              <w:spacing w:line="240" w:lineRule="auto"/>
+              <w:rPr>
+                <w:rFonts w:ascii="Arial" w:hAnsi="Arial" w:cs="Arial"/>
                 <w:b/>
               </w:rPr>
             </w:pPr>
             <w:proofErr w:type="spellStart"/>
             <w:r>
               <w:rPr>
-                <w:rFonts w:ascii="Times New Roman" w:hAnsi="Times New Roman" w:cs="Times New Roman"/>
+                <w:rFonts w:ascii="Arial" w:hAnsi="Arial" w:cs="Arial"/>
                 <w:b/>
               </w:rPr>
               <w:t>чество</w:t>
@@ -1545,14 +1581,15 @@
           </w:tcPr>
           <w:p>
             <w:pPr>
-              <w:rPr>
-                <w:rFonts w:ascii="Times New Roman" w:hAnsi="Times New Roman" w:cs="Times New Roman"/>
-                <w:b/>
-              </w:rPr>
-            </w:pPr>
-            <w:r>
-              <w:rPr>
-                <w:rFonts w:ascii="Times New Roman" w:hAnsi="Times New Roman" w:cs="Times New Roman"/>
+              <w:spacing w:line="240" w:lineRule="auto"/>
+              <w:rPr>
+                <w:rFonts w:ascii="Arial" w:hAnsi="Arial" w:cs="Arial"/>
+                <w:b/>
+              </w:rPr>
+            </w:pPr>
+            <w:r>
+              <w:rPr>
+                <w:rFonts w:ascii="Arial" w:hAnsi="Arial" w:cs="Arial"/>
                 <w:b/>
               </w:rPr>
               <w:t>сумма</w:t>
@@ -1577,15 +1614,16 @@
           </w:tcPr>
           <w:p>
             <w:pPr>
-              <w:rPr>
-                <w:rFonts w:ascii="Times New Roman" w:hAnsi="Times New Roman" w:cs="Times New Roman"/>
+              <w:spacing w:line="240" w:lineRule="auto"/>
+              <w:rPr>
+                <w:rFonts w:ascii="Arial" w:hAnsi="Arial" w:cs="Arial"/>
                 <w:bCs/>
                 <w:lang w:val="en-US"/>
               </w:rPr>
             </w:pPr>
             <w:r>
               <w:rPr>
-                <w:rFonts w:ascii="Times New Roman" w:hAnsi="Times New Roman" w:cs="Times New Roman"/>
+                <w:rFonts w:ascii="Arial" w:hAnsi="Arial" w:cs="Arial"/>
                 <w:bCs/>
                 <w:lang w:val="en-US"/>
               </w:rPr>
@@ -1593,14 +1631,14 @@
             </w:r>
             <w:r>
               <w:rPr>
-                <w:rFonts w:ascii="Times New Roman" w:hAnsi="Times New Roman" w:cs="Times New Roman"/>
+                <w:rFonts w:ascii="Arial" w:hAnsi="Arial" w:cs="Arial"/>
                 <w:bCs/>
               </w:rPr>
               <w:t xml:space="preserve"> </w:t>
             </w:r>
             <w:r>
               <w:rPr>
-                <w:rFonts w:ascii="Times New Roman" w:hAnsi="Times New Roman" w:cs="Times New Roman"/>
+                <w:rFonts w:ascii="Arial" w:hAnsi="Arial" w:cs="Arial"/>
                 <w:bCs/>
                 <w:lang w:val="en-US"/>
               </w:rPr>
@@ -1621,15 +1659,16 @@
           </w:tcPr>
           <w:p>
             <w:pPr>
-              <w:rPr>
-                <w:rFonts w:ascii="Times New Roman" w:hAnsi="Times New Roman" w:cs="Times New Roman"/>
+              <w:spacing w:line="240" w:lineRule="auto"/>
+              <w:rPr>
+                <w:rFonts w:ascii="Arial" w:hAnsi="Arial" w:cs="Arial"/>
                 <w:bCs/>
               </w:rPr>
             </w:pPr>
             <w:proofErr w:type="gramStart"/>
             <w:r>
               <w:rPr>
-                <w:rFonts w:ascii="Times New Roman" w:hAnsi="Times New Roman" w:cs="Times New Roman"/>
+                <w:rFonts w:ascii="Arial" w:hAnsi="Arial" w:cs="Arial"/>
                 <w:bCs/>
               </w:rPr>
               <w:t>{{ item.name</w:t>
@@ -1637,7 +1676,7 @@
             <w:proofErr w:type="gramEnd"/>
             <w:r>
               <w:rPr>
-                <w:rFonts w:ascii="Times New Roman" w:hAnsi="Times New Roman" w:cs="Times New Roman"/>
+                <w:rFonts w:ascii="Arial" w:hAnsi="Arial" w:cs="Arial"/>
                 <w:bCs/>
               </w:rPr>
               <w:t xml:space="preserve"> }}</w:t>
@@ -1657,15 +1696,16 @@
           </w:tcPr>
           <w:p>
             <w:pPr>
-              <w:rPr>
-                <w:rFonts w:ascii="Times New Roman" w:hAnsi="Times New Roman" w:cs="Times New Roman"/>
+              <w:spacing w:line="240" w:lineRule="auto"/>
+              <w:rPr>
+                <w:rFonts w:ascii="Arial" w:hAnsi="Arial" w:cs="Arial"/>
                 <w:bCs/>
               </w:rPr>
             </w:pPr>
             <w:proofErr w:type="gramStart"/>
             <w:r>
               <w:rPr>
-                <w:rFonts w:ascii="Times New Roman" w:hAnsi="Times New Roman" w:cs="Times New Roman"/>
+                <w:rFonts w:ascii="Arial" w:hAnsi="Arial" w:cs="Arial"/>
                 <w:bCs/>
               </w:rPr>
               <w:t xml:space="preserve">{{ </w:t>
@@ -1673,7 +1713,7 @@
             <w:proofErr w:type="spellStart"/>
             <w:r>
               <w:rPr>
-                <w:rFonts w:ascii="Times New Roman" w:hAnsi="Times New Roman" w:cs="Times New Roman"/>
+                <w:rFonts w:ascii="Arial" w:hAnsi="Arial" w:cs="Arial"/>
                 <w:bCs/>
               </w:rPr>
               <w:t>item</w:t>
@@ -1681,7 +1721,7 @@
             <w:proofErr w:type="gramEnd"/>
             <w:r>
               <w:rPr>
-                <w:rFonts w:ascii="Times New Roman" w:hAnsi="Times New Roman" w:cs="Times New Roman"/>
+                <w:rFonts w:ascii="Arial" w:hAnsi="Arial" w:cs="Arial"/>
                 <w:bCs/>
               </w:rPr>
               <w:t>.series</w:t>
@@ -1689,7 +1729,7 @@
             <w:proofErr w:type="spellEnd"/>
             <w:r>
               <w:rPr>
-                <w:rFonts w:ascii="Times New Roman" w:hAnsi="Times New Roman" w:cs="Times New Roman"/>
+                <w:rFonts w:ascii="Arial" w:hAnsi="Arial" w:cs="Arial"/>
                 <w:bCs/>
               </w:rPr>
               <w:t xml:space="preserve"> }}</w:t>
@@ -1709,15 +1749,16 @@
           </w:tcPr>
           <w:p>
             <w:pPr>
-              <w:rPr>
-                <w:rFonts w:ascii="Times New Roman" w:hAnsi="Times New Roman" w:cs="Times New Roman"/>
+              <w:spacing w:line="240" w:lineRule="auto"/>
+              <w:rPr>
+                <w:rFonts w:ascii="Arial" w:hAnsi="Arial" w:cs="Arial"/>
                 <w:bCs/>
               </w:rPr>
             </w:pPr>
             <w:proofErr w:type="gramStart"/>
             <w:r>
               <w:rPr>
-                <w:rFonts w:ascii="Times New Roman" w:hAnsi="Times New Roman" w:cs="Times New Roman"/>
+                <w:rFonts w:ascii="Arial" w:hAnsi="Arial" w:cs="Arial"/>
                 <w:bCs/>
               </w:rPr>
               <w:t xml:space="preserve">{{ </w:t>
@@ -1725,7 +1766,7 @@
             <w:proofErr w:type="spellStart"/>
             <w:r>
               <w:rPr>
-                <w:rFonts w:ascii="Times New Roman" w:hAnsi="Times New Roman" w:cs="Times New Roman"/>
+                <w:rFonts w:ascii="Arial" w:hAnsi="Arial" w:cs="Arial"/>
                 <w:bCs/>
               </w:rPr>
               <w:t>item</w:t>
@@ -1733,7 +1774,7 @@
             <w:proofErr w:type="gramEnd"/>
             <w:r>
               <w:rPr>
-                <w:rFonts w:ascii="Times New Roman" w:hAnsi="Times New Roman" w:cs="Times New Roman"/>
+                <w:rFonts w:ascii="Arial" w:hAnsi="Arial" w:cs="Arial"/>
                 <w:bCs/>
               </w:rPr>
               <w:t>.unit</w:t>
@@ -1741,7 +1782,7 @@
             <w:proofErr w:type="spellEnd"/>
             <w:r>
               <w:rPr>
-                <w:rFonts w:ascii="Times New Roman" w:hAnsi="Times New Roman" w:cs="Times New Roman"/>
+                <w:rFonts w:ascii="Arial" w:hAnsi="Arial" w:cs="Arial"/>
                 <w:bCs/>
               </w:rPr>
               <w:t xml:space="preserve"> }}</w:t>
@@ -1761,15 +1802,16 @@
           </w:tcPr>
           <w:p>
             <w:pPr>
-              <w:rPr>
-                <w:rFonts w:ascii="Times New Roman" w:hAnsi="Times New Roman" w:cs="Times New Roman"/>
+              <w:spacing w:line="240" w:lineRule="auto"/>
+              <w:rPr>
+                <w:rFonts w:ascii="Arial" w:hAnsi="Arial" w:cs="Arial"/>
                 <w:bCs/>
               </w:rPr>
             </w:pPr>
             <w:proofErr w:type="gramStart"/>
             <w:r>
               <w:rPr>
-                <w:rFonts w:ascii="Times New Roman" w:hAnsi="Times New Roman" w:cs="Times New Roman"/>
+                <w:rFonts w:ascii="Arial" w:hAnsi="Arial" w:cs="Arial"/>
                 <w:bCs/>
               </w:rPr>
               <w:t xml:space="preserve">{{ </w:t>
@@ -1777,7 +1819,7 @@
             <w:proofErr w:type="spellStart"/>
             <w:r>
               <w:rPr>
-                <w:rFonts w:ascii="Times New Roman" w:hAnsi="Times New Roman" w:cs="Times New Roman"/>
+                <w:rFonts w:ascii="Arial" w:hAnsi="Arial" w:cs="Arial"/>
                 <w:bCs/>
               </w:rPr>
               <w:t>item</w:t>
@@ -1785,7 +1827,7 @@
             <w:proofErr w:type="gramEnd"/>
             <w:r>
               <w:rPr>
-                <w:rFonts w:ascii="Times New Roman" w:hAnsi="Times New Roman" w:cs="Times New Roman"/>
+                <w:rFonts w:ascii="Arial" w:hAnsi="Arial" w:cs="Arial"/>
                 <w:bCs/>
               </w:rPr>
               <w:t>.price</w:t>
@@ -1793,7 +1835,7 @@
             <w:proofErr w:type="spellEnd"/>
             <w:r>
               <w:rPr>
-                <w:rFonts w:ascii="Times New Roman" w:hAnsi="Times New Roman" w:cs="Times New Roman"/>
+                <w:rFonts w:ascii="Arial" w:hAnsi="Arial" w:cs="Arial"/>
                 <w:bCs/>
               </w:rPr>
               <w:t xml:space="preserve"> }}</w:t>
@@ -1813,15 +1855,16 @@
           </w:tcPr>
           <w:p>
             <w:pPr>
-              <w:rPr>
-                <w:rFonts w:ascii="Times New Roman" w:hAnsi="Times New Roman" w:cs="Times New Roman"/>
+              <w:spacing w:line="240" w:lineRule="auto"/>
+              <w:rPr>
+                <w:rFonts w:ascii="Arial" w:hAnsi="Arial" w:cs="Arial"/>
                 <w:bCs/>
               </w:rPr>
             </w:pPr>
             <w:proofErr w:type="gramStart"/>
             <w:r>
               <w:rPr>
-                <w:rFonts w:ascii="Times New Roman" w:hAnsi="Times New Roman" w:cs="Times New Roman"/>
+                <w:rFonts w:ascii="Arial" w:hAnsi="Arial" w:cs="Arial"/>
                 <w:bCs/>
               </w:rPr>
               <w:t xml:space="preserve">{{ </w:t>
@@ -1829,7 +1872,7 @@
             <w:proofErr w:type="spellStart"/>
             <w:r>
               <w:rPr>
-                <w:rFonts w:ascii="Times New Roman" w:hAnsi="Times New Roman" w:cs="Times New Roman"/>
+                <w:rFonts w:ascii="Arial" w:hAnsi="Arial" w:cs="Arial"/>
                 <w:bCs/>
               </w:rPr>
               <w:t>item.qty</w:t>
@@ -1837,7 +1880,7 @@
             <w:proofErr w:type="gramEnd"/>
             <w:r>
               <w:rPr>
-                <w:rFonts w:ascii="Times New Roman" w:hAnsi="Times New Roman" w:cs="Times New Roman"/>
+                <w:rFonts w:ascii="Arial" w:hAnsi="Arial" w:cs="Arial"/>
                 <w:bCs/>
               </w:rPr>
               <w:t>_doc</w:t>
@@ -1845,7 +1888,7 @@
             <w:proofErr w:type="spellEnd"/>
             <w:r>
               <w:rPr>
-                <w:rFonts w:ascii="Times New Roman" w:hAnsi="Times New Roman" w:cs="Times New Roman"/>
+                <w:rFonts w:ascii="Arial" w:hAnsi="Arial" w:cs="Arial"/>
                 <w:bCs/>
               </w:rPr>
               <w:t xml:space="preserve"> }}</w:t>
@@ -1865,15 +1908,16 @@
           </w:tcPr>
           <w:p>
             <w:pPr>
-              <w:rPr>
-                <w:rFonts w:ascii="Times New Roman" w:hAnsi="Times New Roman" w:cs="Times New Roman"/>
+              <w:spacing w:line="240" w:lineRule="auto"/>
+              <w:rPr>
+                <w:rFonts w:ascii="Arial" w:hAnsi="Arial" w:cs="Arial"/>
                 <w:bCs/>
               </w:rPr>
             </w:pPr>
             <w:proofErr w:type="gramStart"/>
             <w:r>
               <w:rPr>
-                <w:rFonts w:ascii="Times New Roman" w:hAnsi="Times New Roman" w:cs="Times New Roman"/>
+                <w:rFonts w:ascii="Arial" w:hAnsi="Arial" w:cs="Arial"/>
                 <w:bCs/>
               </w:rPr>
               <w:t xml:space="preserve">{{ </w:t>
@@ -1881,7 +1925,7 @@
             <w:proofErr w:type="spellStart"/>
             <w:r>
               <w:rPr>
-                <w:rFonts w:ascii="Times New Roman" w:hAnsi="Times New Roman" w:cs="Times New Roman"/>
+                <w:rFonts w:ascii="Arial" w:hAnsi="Arial" w:cs="Arial"/>
                 <w:bCs/>
               </w:rPr>
               <w:t>item.sum</w:t>
@@ -1889,7 +1933,7 @@
             <w:proofErr w:type="gramEnd"/>
             <w:r>
               <w:rPr>
-                <w:rFonts w:ascii="Times New Roman" w:hAnsi="Times New Roman" w:cs="Times New Roman"/>
+                <w:rFonts w:ascii="Arial" w:hAnsi="Arial" w:cs="Arial"/>
                 <w:bCs/>
               </w:rPr>
               <w:t>_doc</w:t>
@@ -1897,7 +1941,7 @@
             <w:proofErr w:type="spellEnd"/>
             <w:r>
               <w:rPr>
-                <w:rFonts w:ascii="Times New Roman" w:hAnsi="Times New Roman" w:cs="Times New Roman"/>
+                <w:rFonts w:ascii="Arial" w:hAnsi="Arial" w:cs="Arial"/>
                 <w:bCs/>
               </w:rPr>
               <w:t xml:space="preserve"> }}</w:t>
@@ -1917,15 +1961,16 @@
           </w:tcPr>
           <w:p>
             <w:pPr>
-              <w:rPr>
-                <w:rFonts w:ascii="Times New Roman" w:hAnsi="Times New Roman" w:cs="Times New Roman"/>
+              <w:spacing w:line="240" w:lineRule="auto"/>
+              <w:rPr>
+                <w:rFonts w:ascii="Arial" w:hAnsi="Arial" w:cs="Arial"/>
                 <w:bCs/>
               </w:rPr>
             </w:pPr>
             <w:proofErr w:type="gramStart"/>
             <w:r>
               <w:rPr>
-                <w:rFonts w:ascii="Times New Roman" w:hAnsi="Times New Roman" w:cs="Times New Roman"/>
+                <w:rFonts w:ascii="Arial" w:hAnsi="Arial" w:cs="Arial"/>
                 <w:bCs/>
               </w:rPr>
               <w:t xml:space="preserve">{{ </w:t>
@@ -1933,7 +1978,7 @@
             <w:proofErr w:type="spellStart"/>
             <w:r>
               <w:rPr>
-                <w:rFonts w:ascii="Times New Roman" w:hAnsi="Times New Roman" w:cs="Times New Roman"/>
+                <w:rFonts w:ascii="Arial" w:hAnsi="Arial" w:cs="Arial"/>
                 <w:bCs/>
               </w:rPr>
               <w:t>item.qty</w:t>
@@ -1941,7 +1986,7 @@
             <w:proofErr w:type="gramEnd"/>
             <w:r>
               <w:rPr>
-                <w:rFonts w:ascii="Times New Roman" w:hAnsi="Times New Roman" w:cs="Times New Roman"/>
+                <w:rFonts w:ascii="Arial" w:hAnsi="Arial" w:cs="Arial"/>
                 <w:bCs/>
               </w:rPr>
               <w:t>_actual</w:t>
@@ -1949,7 +1994,7 @@
             <w:proofErr w:type="spellEnd"/>
             <w:r>
               <w:rPr>
-                <w:rFonts w:ascii="Times New Roman" w:hAnsi="Times New Roman" w:cs="Times New Roman"/>
+                <w:rFonts w:ascii="Arial" w:hAnsi="Arial" w:cs="Arial"/>
                 <w:bCs/>
               </w:rPr>
               <w:t xml:space="preserve"> }}</w:t>
@@ -1969,8 +2014,9 @@
           </w:tcPr>
           <w:p>
             <w:pPr>
-              <w:rPr>
-                <w:rFonts w:ascii="Times New Roman" w:hAnsi="Times New Roman" w:cs="Times New Roman"/>
+              <w:spacing w:line="240" w:lineRule="auto"/>
+              <w:rPr>
+                <w:rFonts w:ascii="Arial" w:hAnsi="Arial" w:cs="Arial"/>
                 <w:bCs/>
                 <w:lang w:val="en-US"/>
               </w:rPr>
@@ -1978,7 +2024,7 @@
             <w:proofErr w:type="gramStart"/>
             <w:r>
               <w:rPr>
-                <w:rFonts w:ascii="Times New Roman" w:hAnsi="Times New Roman" w:cs="Times New Roman"/>
+                <w:rFonts w:ascii="Arial" w:hAnsi="Arial" w:cs="Arial"/>
                 <w:bCs/>
                 <w:lang w:val="en-US"/>
               </w:rPr>
@@ -1987,7 +2033,7 @@
             <w:proofErr w:type="spellStart"/>
             <w:r>
               <w:rPr>
-                <w:rFonts w:ascii="Times New Roman" w:hAnsi="Times New Roman" w:cs="Times New Roman"/>
+                <w:rFonts w:ascii="Arial" w:hAnsi="Arial" w:cs="Arial"/>
                 <w:bCs/>
                 <w:lang w:val="en-US"/>
               </w:rPr>
@@ -1996,7 +2042,7 @@
             <w:proofErr w:type="gramEnd"/>
             <w:r>
               <w:rPr>
-                <w:rFonts w:ascii="Times New Roman" w:hAnsi="Times New Roman" w:cs="Times New Roman"/>
+                <w:rFonts w:ascii="Arial" w:hAnsi="Arial" w:cs="Arial"/>
                 <w:bCs/>
                 <w:lang w:val="en-US"/>
               </w:rPr>
@@ -2005,7 +2051,7 @@
             <w:proofErr w:type="spellEnd"/>
             <w:r>
               <w:rPr>
-                <w:rFonts w:ascii="Times New Roman" w:hAnsi="Times New Roman" w:cs="Times New Roman"/>
+                <w:rFonts w:ascii="Arial" w:hAnsi="Arial" w:cs="Arial"/>
                 <w:bCs/>
                 <w:lang w:val="en-US"/>
               </w:rPr>
@@ -2030,15 +2076,16 @@
           </w:tcPr>
           <w:p>
             <w:pPr>
-              <w:rPr>
-                <w:rFonts w:ascii="Times New Roman" w:hAnsi="Times New Roman" w:cs="Times New Roman"/>
+              <w:spacing w:line="240" w:lineRule="auto"/>
+              <w:rPr>
+                <w:rFonts w:ascii="Arial" w:hAnsi="Arial" w:cs="Arial"/>
                 <w:bCs/>
                 <w:lang w:val="en-US"/>
               </w:rPr>
             </w:pPr>
             <w:r>
               <w:rPr>
-                <w:rFonts w:ascii="Times New Roman" w:hAnsi="Times New Roman" w:cs="Times New Roman"/>
+                <w:rFonts w:ascii="Arial" w:hAnsi="Arial" w:cs="Arial"/>
                 <w:bCs/>
                 <w:lang w:val="en-US"/>
               </w:rPr>
@@ -2047,25 +2094,16 @@
             <w:proofErr w:type="spellStart"/>
             <w:r>
               <w:rPr>
-                <w:rFonts w:ascii="Times New Roman" w:hAnsi="Times New Roman" w:cs="Times New Roman"/>
+                <w:rFonts w:ascii="Arial" w:hAnsi="Arial" w:cs="Arial"/>
                 <w:bCs/>
                 <w:lang w:val="en-US"/>
               </w:rPr>
-              <w:t>endf</w:t>
-            </w:r>
-            <w:r>
-              <w:rPr>
-                <w:rFonts w:ascii="Times New Roman" w:hAnsi="Times New Roman" w:cs="Times New Roman"/>
-                <w:bCs/>
-                <w:lang w:val="en-US"/>
-              </w:rPr>
-              <w:lastRenderedPageBreak/>
-              <w:t>or</w:t>
+              <w:t>endfor</w:t>
             </w:r>
             <w:proofErr w:type="spellEnd"/>
             <w:r>
               <w:rPr>
-                <w:rFonts w:ascii="Times New Roman" w:hAnsi="Times New Roman" w:cs="Times New Roman"/>
+                <w:rFonts w:ascii="Arial" w:hAnsi="Arial" w:cs="Arial"/>
                 <w:bCs/>
                 <w:lang w:val="en-US"/>
               </w:rPr>
@@ -2085,8 +2123,9 @@
           </w:tcPr>
           <w:p>
             <w:pPr>
-              <w:rPr>
-                <w:rFonts w:ascii="Times New Roman" w:hAnsi="Times New Roman" w:cs="Times New Roman"/>
+              <w:spacing w:line="240" w:lineRule="auto"/>
+              <w:rPr>
+                <w:rFonts w:ascii="Arial" w:hAnsi="Arial" w:cs="Arial"/>
                 <w:bCs/>
               </w:rPr>
             </w:pPr>
@@ -2104,8 +2143,9 @@
           </w:tcPr>
           <w:p>
             <w:pPr>
-              <w:rPr>
-                <w:rFonts w:ascii="Times New Roman" w:hAnsi="Times New Roman" w:cs="Times New Roman"/>
+              <w:spacing w:line="240" w:lineRule="auto"/>
+              <w:rPr>
+                <w:rFonts w:ascii="Arial" w:hAnsi="Arial" w:cs="Arial"/>
                 <w:bCs/>
               </w:rPr>
             </w:pPr>
@@ -2123,8 +2163,9 @@
           </w:tcPr>
           <w:p>
             <w:pPr>
-              <w:rPr>
-                <w:rFonts w:ascii="Times New Roman" w:hAnsi="Times New Roman" w:cs="Times New Roman"/>
+              <w:spacing w:line="240" w:lineRule="auto"/>
+              <w:rPr>
+                <w:rFonts w:ascii="Arial" w:hAnsi="Arial" w:cs="Arial"/>
                 <w:bCs/>
               </w:rPr>
             </w:pPr>
@@ -2142,8 +2183,9 @@
           </w:tcPr>
           <w:p>
             <w:pPr>
-              <w:rPr>
-                <w:rFonts w:ascii="Times New Roman" w:hAnsi="Times New Roman" w:cs="Times New Roman"/>
+              <w:spacing w:line="240" w:lineRule="auto"/>
+              <w:rPr>
+                <w:rFonts w:ascii="Arial" w:hAnsi="Arial" w:cs="Arial"/>
                 <w:bCs/>
               </w:rPr>
             </w:pPr>
@@ -2161,8 +2203,9 @@
           </w:tcPr>
           <w:p>
             <w:pPr>
-              <w:rPr>
-                <w:rFonts w:ascii="Times New Roman" w:hAnsi="Times New Roman" w:cs="Times New Roman"/>
+              <w:spacing w:line="240" w:lineRule="auto"/>
+              <w:rPr>
+                <w:rFonts w:ascii="Arial" w:hAnsi="Arial" w:cs="Arial"/>
                 <w:bCs/>
               </w:rPr>
             </w:pPr>
@@ -2180,8 +2223,9 @@
           </w:tcPr>
           <w:p>
             <w:pPr>
-              <w:rPr>
-                <w:rFonts w:ascii="Times New Roman" w:hAnsi="Times New Roman" w:cs="Times New Roman"/>
+              <w:spacing w:line="240" w:lineRule="auto"/>
+              <w:rPr>
+                <w:rFonts w:ascii="Arial" w:hAnsi="Arial" w:cs="Arial"/>
                 <w:bCs/>
               </w:rPr>
             </w:pPr>
@@ -2199,8 +2243,9 @@
           </w:tcPr>
           <w:p>
             <w:pPr>
-              <w:rPr>
-                <w:rFonts w:ascii="Times New Roman" w:hAnsi="Times New Roman" w:cs="Times New Roman"/>
+              <w:spacing w:line="240" w:lineRule="auto"/>
+              <w:rPr>
+                <w:rFonts w:ascii="Arial" w:hAnsi="Arial" w:cs="Arial"/>
                 <w:bCs/>
               </w:rPr>
             </w:pPr>
@@ -2218,8 +2263,9 @@
           </w:tcPr>
           <w:p>
             <w:pPr>
-              <w:rPr>
-                <w:rFonts w:ascii="Times New Roman" w:hAnsi="Times New Roman" w:cs="Times New Roman"/>
+              <w:spacing w:line="240" w:lineRule="auto"/>
+              <w:rPr>
+                <w:rFonts w:ascii="Arial" w:hAnsi="Arial" w:cs="Arial"/>
                 <w:bCs/>
                 <w:lang w:val="en-US"/>
               </w:rPr>
@@ -2230,22 +2276,24 @@
     </w:tbl>
     <w:p>
       <w:pPr>
-        <w:rPr>
-          <w:rFonts w:ascii="Times New Roman" w:hAnsi="Times New Roman" w:cs="Times New Roman"/>
+        <w:spacing w:line="240" w:lineRule="auto"/>
+        <w:rPr>
+          <w:rFonts w:ascii="Arial" w:hAnsi="Arial" w:cs="Arial"/>
           <w:bCs/>
         </w:rPr>
       </w:pPr>
     </w:p>
     <w:p>
       <w:pPr>
-        <w:rPr>
-          <w:rFonts w:ascii="Times New Roman" w:hAnsi="Times New Roman" w:cs="Times New Roman"/>
+        <w:spacing w:line="240" w:lineRule="auto"/>
+        <w:rPr>
+          <w:rFonts w:ascii="Arial" w:hAnsi="Arial" w:cs="Arial"/>
           <w:bCs/>
         </w:rPr>
       </w:pPr>
       <w:r>
         <w:rPr>
-          <w:rFonts w:ascii="Times New Roman" w:hAnsi="Times New Roman" w:cs="Times New Roman"/>
+          <w:rFonts w:ascii="Arial" w:hAnsi="Arial" w:cs="Arial"/>
           <w:bCs/>
         </w:rPr>
         <w:t>По остальным товарам, перечисленным в товарной накладной поставщика, расхождений в качестве и количестве нет.</w:t>
@@ -2253,15 +2301,25 @@
     </w:p>
     <w:p>
       <w:pPr>
-        <w:rPr>
-          <w:rFonts w:ascii="Times New Roman" w:hAnsi="Times New Roman" w:cs="Times New Roman"/>
+        <w:spacing w:line="240" w:lineRule="auto"/>
+        <w:rPr>
+          <w:rFonts w:ascii="Arial" w:hAnsi="Arial" w:cs="Arial"/>
           <w:bCs/>
           <w:lang w:val="en-US"/>
         </w:rPr>
       </w:pPr>
       <w:r>
         <w:rPr>
-          <w:rFonts w:ascii="Times New Roman" w:hAnsi="Times New Roman" w:cs="Times New Roman"/>
+          <w:rFonts w:ascii="Arial" w:hAnsi="Arial" w:cs="Arial"/>
+          <w:bCs/>
+          <w:lang w:val="en-US"/>
+        </w:rPr>
+        <w:lastRenderedPageBreak/>
+        <w:t xml:space="preserve"> </w:t>
+      </w:r>
+      <w:r>
+        <w:rPr>
+          <w:rFonts w:ascii="Arial" w:hAnsi="Arial" w:cs="Arial"/>
           <w:bCs/>
         </w:rPr>
         <w:t>«</w:t>
@@ -2269,7 +2327,7 @@
       <w:proofErr w:type="gramStart"/>
       <w:r>
         <w:rPr>
-          <w:rFonts w:ascii="Times New Roman" w:hAnsi="Times New Roman" w:cs="Times New Roman"/>
+          <w:rFonts w:ascii="Arial" w:hAnsi="Arial" w:cs="Arial"/>
           <w:bCs/>
         </w:rPr>
         <w:t xml:space="preserve">{{ </w:t>
@@ -2277,7 +2335,7 @@
       <w:proofErr w:type="spellStart"/>
       <w:r>
         <w:rPr>
-          <w:rFonts w:ascii="Times New Roman" w:hAnsi="Times New Roman" w:cs="Times New Roman"/>
+          <w:rFonts w:ascii="Arial" w:hAnsi="Arial" w:cs="Arial"/>
           <w:bCs/>
         </w:rPr>
         <w:t>sign</w:t>
@@ -2285,7 +2343,7 @@
       <w:proofErr w:type="gramEnd"/>
       <w:r>
         <w:rPr>
-          <w:rFonts w:ascii="Times New Roman" w:hAnsi="Times New Roman" w:cs="Times New Roman"/>
+          <w:rFonts w:ascii="Arial" w:hAnsi="Arial" w:cs="Arial"/>
           <w:bCs/>
         </w:rPr>
         <w:t>_date</w:t>
@@ -2293,7 +2351,7 @@
       <w:proofErr w:type="spellEnd"/>
       <w:r>
         <w:rPr>
-          <w:rFonts w:ascii="Times New Roman" w:hAnsi="Times New Roman" w:cs="Times New Roman"/>
+          <w:rFonts w:ascii="Arial" w:hAnsi="Arial" w:cs="Arial"/>
           <w:bCs/>
         </w:rPr>
         <w:t xml:space="preserve"> }}» {{ </w:t>
@@ -2301,7 +2359,7 @@
       <w:proofErr w:type="spellStart"/>
       <w:r>
         <w:rPr>
-          <w:rFonts w:ascii="Times New Roman" w:hAnsi="Times New Roman" w:cs="Times New Roman"/>
+          <w:rFonts w:ascii="Arial" w:hAnsi="Arial" w:cs="Arial"/>
           <w:bCs/>
         </w:rPr>
         <w:t>sign_name</w:t>
@@ -2309,7 +2367,7 @@
       <w:proofErr w:type="spellEnd"/>
       <w:r>
         <w:rPr>
-          <w:rFonts w:ascii="Times New Roman" w:hAnsi="Times New Roman" w:cs="Times New Roman"/>
+          <w:rFonts w:ascii="Arial" w:hAnsi="Arial" w:cs="Arial"/>
           <w:bCs/>
         </w:rPr>
         <w:t xml:space="preserve"> }}</w:t>
@@ -2352,15 +2410,15 @@
               <w:adjustRightInd w:val="0"/>
               <w:spacing w:after="0" w:line="240" w:lineRule="auto"/>
               <w:rPr>
-                <w:rFonts w:ascii="Times New Roman" w:eastAsia="Times New Roman" w:hAnsi="Times New Roman" w:cs="Times New Roman"/>
-                <w:kern w:val="0"/>
-                <w:lang w:val="en-US" w:eastAsia="ru-RU"/>
-                <w14:ligatures w14:val="none"/>
-              </w:rPr>
-            </w:pPr>
-            <w:r>
-              <w:rPr>
-                <w:rFonts w:ascii="Times New Roman" w:eastAsia="Times New Roman" w:hAnsi="Times New Roman" w:cs="Times New Roman"/>
+                <w:rFonts w:ascii="Arial" w:eastAsia="Times New Roman" w:hAnsi="Arial" w:cs="Arial"/>
+                <w:kern w:val="0"/>
+                <w:lang w:val="en-US" w:eastAsia="ru-RU"/>
+                <w14:ligatures w14:val="none"/>
+              </w:rPr>
+            </w:pPr>
+            <w:r>
+              <w:rPr>
+                <w:rFonts w:ascii="Arial" w:eastAsia="Times New Roman" w:hAnsi="Arial" w:cs="Arial"/>
                 <w:kern w:val="0"/>
                 <w:lang w:eastAsia="ru-RU"/>
                 <w14:ligatures w14:val="none"/>
@@ -2376,15 +2434,15 @@
               <w:adjustRightInd w:val="0"/>
               <w:spacing w:after="0" w:line="240" w:lineRule="auto"/>
               <w:rPr>
-                <w:rFonts w:ascii="Times New Roman" w:eastAsia="Times New Roman" w:hAnsi="Times New Roman" w:cs="Times New Roman"/>
-                <w:kern w:val="0"/>
-                <w:lang w:val="en-US" w:eastAsia="ru-RU"/>
-                <w14:ligatures w14:val="none"/>
-              </w:rPr>
-            </w:pPr>
-            <w:r>
-              <w:rPr>
-                <w:rFonts w:ascii="Times New Roman" w:eastAsia="Times New Roman" w:hAnsi="Times New Roman" w:cs="Times New Roman"/>
+                <w:rFonts w:ascii="Arial" w:eastAsia="Times New Roman" w:hAnsi="Arial" w:cs="Arial"/>
+                <w:kern w:val="0"/>
+                <w:lang w:val="en-US" w:eastAsia="ru-RU"/>
+                <w14:ligatures w14:val="none"/>
+              </w:rPr>
+            </w:pPr>
+            <w:r>
+              <w:rPr>
+                <w:rFonts w:ascii="Arial" w:eastAsia="Times New Roman" w:hAnsi="Arial" w:cs="Arial"/>
                 <w:kern w:val="0"/>
                 <w:lang w:val="en-US" w:eastAsia="ru-RU"/>
                 <w14:ligatures w14:val="none"/>
@@ -2394,7 +2452,7 @@
             <w:proofErr w:type="spellStart"/>
             <w:r>
               <w:rPr>
-                <w:rFonts w:ascii="Times New Roman" w:eastAsia="Times New Roman" w:hAnsi="Times New Roman" w:cs="Times New Roman"/>
+                <w:rFonts w:ascii="Arial" w:eastAsia="Times New Roman" w:hAnsi="Arial" w:cs="Arial"/>
                 <w:kern w:val="0"/>
                 <w:lang w:val="en-US" w:eastAsia="ru-RU"/>
                 <w14:ligatures w14:val="none"/>
@@ -2404,7 +2462,7 @@
             <w:proofErr w:type="spellEnd"/>
             <w:r>
               <w:rPr>
-                <w:rFonts w:ascii="Times New Roman" w:eastAsia="Times New Roman" w:hAnsi="Times New Roman" w:cs="Times New Roman"/>
+                <w:rFonts w:ascii="Arial" w:eastAsia="Times New Roman" w:hAnsi="Arial" w:cs="Arial"/>
                 <w:kern w:val="0"/>
                 <w:lang w:val="en-US" w:eastAsia="ru-RU"/>
                 <w14:ligatures w14:val="none"/>
@@ -2420,7 +2478,7 @@
               <w:adjustRightInd w:val="0"/>
               <w:spacing w:after="0" w:line="240" w:lineRule="auto"/>
               <w:rPr>
-                <w:rFonts w:ascii="Times New Roman" w:eastAsia="Times New Roman" w:hAnsi="Times New Roman" w:cs="Times New Roman"/>
+                <w:rFonts w:ascii="Arial" w:eastAsia="Times New Roman" w:hAnsi="Arial" w:cs="Arial"/>
                 <w:kern w:val="0"/>
                 <w:lang w:val="en-US" w:eastAsia="ru-RU"/>
                 <w14:ligatures w14:val="none"/>
@@ -2429,7 +2487,7 @@
             <w:proofErr w:type="gramStart"/>
             <w:r>
               <w:rPr>
-                <w:rFonts w:ascii="Times New Roman" w:eastAsia="Times New Roman" w:hAnsi="Times New Roman" w:cs="Times New Roman"/>
+                <w:rFonts w:ascii="Arial" w:eastAsia="Times New Roman" w:hAnsi="Arial" w:cs="Arial"/>
                 <w:kern w:val="0"/>
                 <w:lang w:eastAsia="ru-RU"/>
                 <w14:ligatures w14:val="none"/>
@@ -2438,7 +2496,7 @@
             </w:r>
             <w:r>
               <w:rPr>
-                <w:rFonts w:ascii="Times New Roman" w:eastAsia="Times New Roman" w:hAnsi="Times New Roman" w:cs="Times New Roman"/>
+                <w:rFonts w:ascii="Arial" w:eastAsia="Times New Roman" w:hAnsi="Arial" w:cs="Arial"/>
                 <w:kern w:val="0"/>
                 <w:lang w:val="en-US" w:eastAsia="ru-RU"/>
                 <w14:ligatures w14:val="none"/>
@@ -2448,7 +2506,7 @@
             <w:proofErr w:type="gramEnd"/>
             <w:r>
               <w:rPr>
-                <w:rFonts w:ascii="Times New Roman" w:eastAsia="Times New Roman" w:hAnsi="Times New Roman" w:cs="Times New Roman"/>
+                <w:rFonts w:ascii="Arial" w:eastAsia="Times New Roman" w:hAnsi="Arial" w:cs="Arial"/>
                 <w:kern w:val="0"/>
                 <w:lang w:val="en-US" w:eastAsia="ru-RU"/>
                 <w14:ligatures w14:val="none"/>
@@ -2458,7 +2516,7 @@
             <w:proofErr w:type="spellStart"/>
             <w:r>
               <w:rPr>
-                <w:rFonts w:ascii="Times New Roman" w:eastAsia="Times New Roman" w:hAnsi="Times New Roman" w:cs="Times New Roman"/>
+                <w:rFonts w:ascii="Arial" w:eastAsia="Times New Roman" w:hAnsi="Arial" w:cs="Arial"/>
                 <w:kern w:val="0"/>
                 <w:lang w:val="en-US" w:eastAsia="ru-RU"/>
                 <w14:ligatures w14:val="none"/>
@@ -2468,7 +2526,7 @@
             <w:proofErr w:type="spellEnd"/>
             <w:r>
               <w:rPr>
-                <w:rFonts w:ascii="Times New Roman" w:eastAsia="Times New Roman" w:hAnsi="Times New Roman" w:cs="Times New Roman"/>
+                <w:rFonts w:ascii="Arial" w:eastAsia="Times New Roman" w:hAnsi="Arial" w:cs="Arial"/>
                 <w:kern w:val="0"/>
                 <w:lang w:val="en-US" w:eastAsia="ru-RU"/>
                 <w14:ligatures w14:val="none"/>
@@ -2484,7 +2542,7 @@
               <w:adjustRightInd w:val="0"/>
               <w:spacing w:after="0" w:line="240" w:lineRule="auto"/>
               <w:rPr>
-                <w:rFonts w:ascii="Times New Roman" w:eastAsia="Times New Roman" w:hAnsi="Times New Roman" w:cs="Times New Roman"/>
+                <w:rFonts w:ascii="Arial" w:eastAsia="Times New Roman" w:hAnsi="Arial" w:cs="Arial"/>
                 <w:kern w:val="0"/>
                 <w:lang w:val="en-US" w:eastAsia="ru-RU"/>
                 <w14:ligatures w14:val="none"/>
@@ -2493,7 +2551,7 @@
             <w:proofErr w:type="gramStart"/>
             <w:r>
               <w:rPr>
-                <w:rFonts w:ascii="Times New Roman" w:eastAsia="Times New Roman" w:hAnsi="Times New Roman" w:cs="Times New Roman"/>
+                <w:rFonts w:ascii="Arial" w:eastAsia="Times New Roman" w:hAnsi="Arial" w:cs="Arial"/>
                 <w:kern w:val="0"/>
                 <w:lang w:eastAsia="ru-RU"/>
                 <w14:ligatures w14:val="none"/>
@@ -2502,7 +2560,7 @@
             </w:r>
             <w:r>
               <w:rPr>
-                <w:rFonts w:ascii="Times New Roman" w:eastAsia="Times New Roman" w:hAnsi="Times New Roman" w:cs="Times New Roman"/>
+                <w:rFonts w:ascii="Arial" w:eastAsia="Times New Roman" w:hAnsi="Arial" w:cs="Arial"/>
                 <w:kern w:val="0"/>
                 <w:lang w:val="en-US" w:eastAsia="ru-RU"/>
                 <w14:ligatures w14:val="none"/>
@@ -2512,7 +2570,7 @@
             <w:proofErr w:type="gramEnd"/>
             <w:r>
               <w:rPr>
-                <w:rFonts w:ascii="Times New Roman" w:eastAsia="Times New Roman" w:hAnsi="Times New Roman" w:cs="Times New Roman"/>
+                <w:rFonts w:ascii="Arial" w:eastAsia="Times New Roman" w:hAnsi="Arial" w:cs="Arial"/>
                 <w:kern w:val="0"/>
                 <w:lang w:val="en-US" w:eastAsia="ru-RU"/>
                 <w14:ligatures w14:val="none"/>
@@ -2522,7 +2580,7 @@
             <w:proofErr w:type="spellStart"/>
             <w:r>
               <w:rPr>
-                <w:rFonts w:ascii="Times New Roman" w:eastAsia="Times New Roman" w:hAnsi="Times New Roman" w:cs="Times New Roman"/>
+                <w:rFonts w:ascii="Arial" w:eastAsia="Times New Roman" w:hAnsi="Arial" w:cs="Arial"/>
                 <w:kern w:val="0"/>
                 <w:lang w:val="en-US" w:eastAsia="ru-RU"/>
                 <w14:ligatures w14:val="none"/>
@@ -2532,7 +2590,7 @@
             <w:proofErr w:type="spellEnd"/>
             <w:r>
               <w:rPr>
-                <w:rFonts w:ascii="Times New Roman" w:eastAsia="Times New Roman" w:hAnsi="Times New Roman" w:cs="Times New Roman"/>
+                <w:rFonts w:ascii="Arial" w:eastAsia="Times New Roman" w:hAnsi="Arial" w:cs="Arial"/>
                 <w:kern w:val="0"/>
                 <w:lang w:val="en-US" w:eastAsia="ru-RU"/>
                 <w14:ligatures w14:val="none"/>
@@ -2548,15 +2606,15 @@
               <w:adjustRightInd w:val="0"/>
               <w:spacing w:after="0" w:line="240" w:lineRule="auto"/>
               <w:rPr>
-                <w:rFonts w:ascii="Times New Roman" w:eastAsia="Times New Roman" w:hAnsi="Times New Roman" w:cs="Times New Roman"/>
-                <w:kern w:val="0"/>
-                <w:lang w:val="en-US" w:eastAsia="ru-RU"/>
-                <w14:ligatures w14:val="none"/>
-              </w:rPr>
-            </w:pPr>
-            <w:r>
-              <w:rPr>
-                <w:rFonts w:ascii="Times New Roman" w:eastAsia="Times New Roman" w:hAnsi="Times New Roman" w:cs="Times New Roman"/>
+                <w:rFonts w:ascii="Arial" w:eastAsia="Times New Roman" w:hAnsi="Arial" w:cs="Arial"/>
+                <w:kern w:val="0"/>
+                <w:lang w:val="en-US" w:eastAsia="ru-RU"/>
+                <w14:ligatures w14:val="none"/>
+              </w:rPr>
+            </w:pPr>
+            <w:r>
+              <w:rPr>
+                <w:rFonts w:ascii="Arial" w:eastAsia="Times New Roman" w:hAnsi="Arial" w:cs="Arial"/>
                 <w:kern w:val="0"/>
                 <w:lang w:val="en-US" w:eastAsia="ru-RU"/>
                 <w14:ligatures w14:val="none"/>
@@ -2566,7 +2624,7 @@
             <w:proofErr w:type="spellStart"/>
             <w:r>
               <w:rPr>
-                <w:rFonts w:ascii="Times New Roman" w:eastAsia="Times New Roman" w:hAnsi="Times New Roman" w:cs="Times New Roman"/>
+                <w:rFonts w:ascii="Arial" w:eastAsia="Times New Roman" w:hAnsi="Arial" w:cs="Arial"/>
                 <w:kern w:val="0"/>
                 <w:lang w:val="en-US" w:eastAsia="ru-RU"/>
                 <w14:ligatures w14:val="none"/>
@@ -2576,7 +2634,7 @@
             <w:proofErr w:type="spellEnd"/>
             <w:r>
               <w:rPr>
-                <w:rFonts w:ascii="Times New Roman" w:eastAsia="Times New Roman" w:hAnsi="Times New Roman" w:cs="Times New Roman"/>
+                <w:rFonts w:ascii="Arial" w:eastAsia="Times New Roman" w:hAnsi="Arial" w:cs="Arial"/>
                 <w:kern w:val="0"/>
                 <w:lang w:val="en-US" w:eastAsia="ru-RU"/>
                 <w14:ligatures w14:val="none"/>
@@ -2604,15 +2662,15 @@
               <w:adjustRightInd w:val="0"/>
               <w:spacing w:after="0" w:line="240" w:lineRule="auto"/>
               <w:rPr>
-                <w:rFonts w:ascii="Times New Roman" w:eastAsia="Times New Roman" w:hAnsi="Times New Roman" w:cs="Times New Roman"/>
-                <w:kern w:val="0"/>
-                <w:lang w:val="en-US" w:eastAsia="ru-RU"/>
-                <w14:ligatures w14:val="none"/>
-              </w:rPr>
-            </w:pPr>
-            <w:r>
-              <w:rPr>
-                <w:rFonts w:ascii="Times New Roman" w:eastAsia="Times New Roman" w:hAnsi="Times New Roman" w:cs="Times New Roman"/>
+                <w:rFonts w:ascii="Arial" w:eastAsia="Times New Roman" w:hAnsi="Arial" w:cs="Arial"/>
+                <w:kern w:val="0"/>
+                <w:lang w:val="en-US" w:eastAsia="ru-RU"/>
+                <w14:ligatures w14:val="none"/>
+              </w:rPr>
+            </w:pPr>
+            <w:r>
+              <w:rPr>
+                <w:rFonts w:ascii="Arial" w:eastAsia="Times New Roman" w:hAnsi="Arial" w:cs="Arial"/>
                 <w:kern w:val="0"/>
                 <w:lang w:eastAsia="ru-RU"/>
                 <w14:ligatures w14:val="none"/>
@@ -2628,15 +2686,15 @@
               <w:adjustRightInd w:val="0"/>
               <w:spacing w:after="0" w:line="240" w:lineRule="auto"/>
               <w:rPr>
-                <w:rFonts w:ascii="Times New Roman" w:eastAsia="Times New Roman" w:hAnsi="Times New Roman" w:cs="Times New Roman"/>
-                <w:kern w:val="0"/>
-                <w:lang w:val="en-US" w:eastAsia="ru-RU"/>
-                <w14:ligatures w14:val="none"/>
-              </w:rPr>
-            </w:pPr>
-            <w:r>
-              <w:rPr>
-                <w:rFonts w:ascii="Times New Roman" w:eastAsia="Times New Roman" w:hAnsi="Times New Roman" w:cs="Times New Roman"/>
+                <w:rFonts w:ascii="Arial" w:eastAsia="Times New Roman" w:hAnsi="Arial" w:cs="Arial"/>
+                <w:kern w:val="0"/>
+                <w:lang w:val="en-US" w:eastAsia="ru-RU"/>
+                <w14:ligatures w14:val="none"/>
+              </w:rPr>
+            </w:pPr>
+            <w:r>
+              <w:rPr>
+                <w:rFonts w:ascii="Arial" w:eastAsia="Times New Roman" w:hAnsi="Arial" w:cs="Arial"/>
                 <w:kern w:val="0"/>
                 <w:lang w:val="en-US" w:eastAsia="ru-RU"/>
                 <w14:ligatures w14:val="none"/>
@@ -2646,7 +2704,7 @@
             <w:proofErr w:type="spellStart"/>
             <w:r>
               <w:rPr>
-                <w:rFonts w:ascii="Times New Roman" w:eastAsia="Times New Roman" w:hAnsi="Times New Roman" w:cs="Times New Roman"/>
+                <w:rFonts w:ascii="Arial" w:eastAsia="Times New Roman" w:hAnsi="Arial" w:cs="Arial"/>
                 <w:kern w:val="0"/>
                 <w:lang w:val="en-US" w:eastAsia="ru-RU"/>
                 <w14:ligatures w14:val="none"/>
@@ -2656,7 +2714,7 @@
             <w:proofErr w:type="spellEnd"/>
             <w:r>
               <w:rPr>
-                <w:rFonts w:ascii="Times New Roman" w:eastAsia="Times New Roman" w:hAnsi="Times New Roman" w:cs="Times New Roman"/>
+                <w:rFonts w:ascii="Arial" w:eastAsia="Times New Roman" w:hAnsi="Arial" w:cs="Arial"/>
                 <w:kern w:val="0"/>
                 <w:lang w:val="en-US" w:eastAsia="ru-RU"/>
                 <w14:ligatures w14:val="none"/>
@@ -2672,7 +2730,7 @@
               <w:adjustRightInd w:val="0"/>
               <w:spacing w:after="0" w:line="240" w:lineRule="auto"/>
               <w:rPr>
-                <w:rFonts w:ascii="Times New Roman" w:eastAsia="Times New Roman" w:hAnsi="Times New Roman" w:cs="Times New Roman"/>
+                <w:rFonts w:ascii="Arial" w:eastAsia="Times New Roman" w:hAnsi="Arial" w:cs="Arial"/>
                 <w:kern w:val="0"/>
                 <w:lang w:val="en-US" w:eastAsia="ru-RU"/>
                 <w14:ligatures w14:val="none"/>
@@ -2681,7 +2739,7 @@
             <w:proofErr w:type="gramStart"/>
             <w:r>
               <w:rPr>
-                <w:rFonts w:ascii="Times New Roman" w:eastAsia="Times New Roman" w:hAnsi="Times New Roman" w:cs="Times New Roman"/>
+                <w:rFonts w:ascii="Arial" w:eastAsia="Times New Roman" w:hAnsi="Arial" w:cs="Arial"/>
                 <w:kern w:val="0"/>
                 <w:lang w:eastAsia="ru-RU"/>
                 <w14:ligatures w14:val="none"/>
@@ -2690,7 +2748,7 @@
             </w:r>
             <w:r>
               <w:rPr>
-                <w:rFonts w:ascii="Times New Roman" w:eastAsia="Times New Roman" w:hAnsi="Times New Roman" w:cs="Times New Roman"/>
+                <w:rFonts w:ascii="Arial" w:eastAsia="Times New Roman" w:hAnsi="Arial" w:cs="Arial"/>
                 <w:kern w:val="0"/>
                 <w:lang w:val="en-US" w:eastAsia="ru-RU"/>
                 <w14:ligatures w14:val="none"/>
@@ -2700,7 +2758,7 @@
             <w:proofErr w:type="gramEnd"/>
             <w:r>
               <w:rPr>
-                <w:rFonts w:ascii="Times New Roman" w:eastAsia="Times New Roman" w:hAnsi="Times New Roman" w:cs="Times New Roman"/>
+                <w:rFonts w:ascii="Arial" w:eastAsia="Times New Roman" w:hAnsi="Arial" w:cs="Arial"/>
                 <w:kern w:val="0"/>
                 <w:lang w:val="en-US" w:eastAsia="ru-RU"/>
                 <w14:ligatures w14:val="none"/>
@@ -2710,7 +2768,7 @@
             <w:proofErr w:type="spellStart"/>
             <w:r>
               <w:rPr>
-                <w:rFonts w:ascii="Times New Roman" w:eastAsia="Times New Roman" w:hAnsi="Times New Roman" w:cs="Times New Roman"/>
+                <w:rFonts w:ascii="Arial" w:eastAsia="Times New Roman" w:hAnsi="Arial" w:cs="Arial"/>
                 <w:kern w:val="0"/>
                 <w:lang w:val="en-US" w:eastAsia="ru-RU"/>
                 <w14:ligatures w14:val="none"/>
@@ -2720,7 +2778,7 @@
             <w:proofErr w:type="spellEnd"/>
             <w:r>
               <w:rPr>
-                <w:rFonts w:ascii="Times New Roman" w:eastAsia="Times New Roman" w:hAnsi="Times New Roman" w:cs="Times New Roman"/>
+                <w:rFonts w:ascii="Arial" w:eastAsia="Times New Roman" w:hAnsi="Arial" w:cs="Arial"/>
                 <w:kern w:val="0"/>
                 <w:lang w:val="en-US" w:eastAsia="ru-RU"/>
                 <w14:ligatures w14:val="none"/>
@@ -2736,15 +2794,15 @@
               <w:adjustRightInd w:val="0"/>
               <w:spacing w:after="0" w:line="240" w:lineRule="auto"/>
               <w:rPr>
-                <w:rFonts w:ascii="Times New Roman" w:eastAsia="Times New Roman" w:hAnsi="Times New Roman" w:cs="Times New Roman"/>
-                <w:kern w:val="0"/>
-                <w:lang w:val="en-US" w:eastAsia="ru-RU"/>
-                <w14:ligatures w14:val="none"/>
-              </w:rPr>
-            </w:pPr>
-            <w:r>
-              <w:rPr>
-                <w:rFonts w:ascii="Times New Roman" w:eastAsia="Times New Roman" w:hAnsi="Times New Roman" w:cs="Times New Roman"/>
+                <w:rFonts w:ascii="Arial" w:eastAsia="Times New Roman" w:hAnsi="Arial" w:cs="Arial"/>
+                <w:kern w:val="0"/>
+                <w:lang w:val="en-US" w:eastAsia="ru-RU"/>
+                <w14:ligatures w14:val="none"/>
+              </w:rPr>
+            </w:pPr>
+            <w:r>
+              <w:rPr>
+                <w:rFonts w:ascii="Arial" w:eastAsia="Times New Roman" w:hAnsi="Arial" w:cs="Arial"/>
                 <w:kern w:val="0"/>
                 <w:lang w:eastAsia="ru-RU"/>
                 <w14:ligatures w14:val="none"/>
@@ -2753,7 +2811,7 @@
             </w:r>
             <w:r>
               <w:rPr>
-                <w:rFonts w:ascii="Times New Roman" w:eastAsia="Times New Roman" w:hAnsi="Times New Roman" w:cs="Times New Roman"/>
+                <w:rFonts w:ascii="Arial" w:eastAsia="Times New Roman" w:hAnsi="Arial" w:cs="Arial"/>
                 <w:kern w:val="0"/>
                 <w:lang w:val="en-US" w:eastAsia="ru-RU"/>
                 <w14:ligatures w14:val="none"/>
@@ -2762,7 +2820,7 @@
             </w:r>
             <w:r>
               <w:rPr>
-                <w:rFonts w:ascii="Times New Roman" w:eastAsia="Times New Roman" w:hAnsi="Times New Roman" w:cs="Times New Roman"/>
+                <w:rFonts w:ascii="Arial" w:eastAsia="Times New Roman" w:hAnsi="Arial" w:cs="Arial"/>
                 <w:kern w:val="0"/>
                 <w:lang w:eastAsia="ru-RU"/>
                 <w14:ligatures w14:val="none"/>
@@ -2771,7 +2829,7 @@
             </w:r>
             <w:r>
               <w:rPr>
-                <w:rFonts w:ascii="Times New Roman" w:eastAsia="Times New Roman" w:hAnsi="Times New Roman" w:cs="Times New Roman"/>
+                <w:rFonts w:ascii="Arial" w:eastAsia="Times New Roman" w:hAnsi="Arial" w:cs="Arial"/>
                 <w:kern w:val="0"/>
                 <w:lang w:val="en-US" w:eastAsia="ru-RU"/>
                 <w14:ligatures w14:val="none"/>
@@ -2780,7 +2838,7 @@
             </w:r>
             <w:r>
               <w:rPr>
-                <w:rFonts w:ascii="Times New Roman" w:eastAsia="Times New Roman" w:hAnsi="Times New Roman" w:cs="Times New Roman"/>
+                <w:rFonts w:ascii="Arial" w:eastAsia="Times New Roman" w:hAnsi="Arial" w:cs="Arial"/>
                 <w:kern w:val="0"/>
                 <w:lang w:eastAsia="ru-RU"/>
                 <w14:ligatures w14:val="none"/>
@@ -2789,7 +2847,7 @@
             </w:r>
             <w:r>
               <w:rPr>
-                <w:rFonts w:ascii="Times New Roman" w:eastAsia="Times New Roman" w:hAnsi="Times New Roman" w:cs="Times New Roman"/>
+                <w:rFonts w:ascii="Arial" w:eastAsia="Times New Roman" w:hAnsi="Arial" w:cs="Arial"/>
                 <w:kern w:val="0"/>
                 <w:lang w:val="en-US" w:eastAsia="ru-RU"/>
                 <w14:ligatures w14:val="none"/>
@@ -2798,7 +2856,7 @@
             </w:r>
             <w:r>
               <w:rPr>
-                <w:rFonts w:ascii="Times New Roman" w:eastAsia="Times New Roman" w:hAnsi="Times New Roman" w:cs="Times New Roman"/>
+                <w:rFonts w:ascii="Arial" w:eastAsia="Times New Roman" w:hAnsi="Arial" w:cs="Arial"/>
                 <w:kern w:val="0"/>
                 <w:lang w:eastAsia="ru-RU"/>
                 <w14:ligatures w14:val="none"/>
@@ -2807,7 +2865,7 @@
             </w:r>
             <w:r>
               <w:rPr>
-                <w:rFonts w:ascii="Times New Roman" w:eastAsia="Times New Roman" w:hAnsi="Times New Roman" w:cs="Times New Roman"/>
+                <w:rFonts w:ascii="Arial" w:eastAsia="Times New Roman" w:hAnsi="Arial" w:cs="Arial"/>
                 <w:kern w:val="0"/>
                 <w:lang w:val="en-US" w:eastAsia="ru-RU"/>
                 <w14:ligatures w14:val="none"/>
@@ -2823,15 +2881,15 @@
               <w:adjustRightInd w:val="0"/>
               <w:spacing w:after="0" w:line="240" w:lineRule="auto"/>
               <w:rPr>
-                <w:rFonts w:ascii="Times New Roman" w:eastAsia="Times New Roman" w:hAnsi="Times New Roman" w:cs="Times New Roman"/>
-                <w:kern w:val="0"/>
-                <w:lang w:val="en-US" w:eastAsia="ru-RU"/>
-                <w14:ligatures w14:val="none"/>
-              </w:rPr>
-            </w:pPr>
-            <w:r>
-              <w:rPr>
-                <w:rFonts w:ascii="Times New Roman" w:eastAsia="Times New Roman" w:hAnsi="Times New Roman" w:cs="Times New Roman"/>
+                <w:rFonts w:ascii="Arial" w:eastAsia="Times New Roman" w:hAnsi="Arial" w:cs="Arial"/>
+                <w:kern w:val="0"/>
+                <w:lang w:val="en-US" w:eastAsia="ru-RU"/>
+                <w14:ligatures w14:val="none"/>
+              </w:rPr>
+            </w:pPr>
+            <w:r>
+              <w:rPr>
+                <w:rFonts w:ascii="Arial" w:eastAsia="Times New Roman" w:hAnsi="Arial" w:cs="Arial"/>
                 <w:kern w:val="0"/>
                 <w:lang w:val="en-US" w:eastAsia="ru-RU"/>
                 <w14:ligatures w14:val="none"/>
@@ -2841,7 +2899,7 @@
             <w:proofErr w:type="spellStart"/>
             <w:r>
               <w:rPr>
-                <w:rFonts w:ascii="Times New Roman" w:eastAsia="Times New Roman" w:hAnsi="Times New Roman" w:cs="Times New Roman"/>
+                <w:rFonts w:ascii="Arial" w:eastAsia="Times New Roman" w:hAnsi="Arial" w:cs="Arial"/>
                 <w:kern w:val="0"/>
                 <w:lang w:val="en-US" w:eastAsia="ru-RU"/>
                 <w14:ligatures w14:val="none"/>
@@ -2851,7 +2909,7 @@
             <w:proofErr w:type="spellEnd"/>
             <w:r>
               <w:rPr>
-                <w:rFonts w:ascii="Times New Roman" w:eastAsia="Times New Roman" w:hAnsi="Times New Roman" w:cs="Times New Roman"/>
+                <w:rFonts w:ascii="Arial" w:eastAsia="Times New Roman" w:hAnsi="Arial" w:cs="Arial"/>
                 <w:kern w:val="0"/>
                 <w:lang w:val="en-US" w:eastAsia="ru-RU"/>
                 <w14:ligatures w14:val="none"/>
@@ -2867,15 +2925,15 @@
               <w:adjustRightInd w:val="0"/>
               <w:spacing w:after="0" w:line="240" w:lineRule="auto"/>
               <w:rPr>
-                <w:rFonts w:ascii="Times New Roman" w:eastAsia="Times New Roman" w:hAnsi="Times New Roman" w:cs="Times New Roman"/>
-                <w:kern w:val="0"/>
-                <w:lang w:val="en-US" w:eastAsia="ru-RU"/>
-                <w14:ligatures w14:val="none"/>
-              </w:rPr>
-            </w:pPr>
-            <w:r>
-              <w:rPr>
-                <w:rFonts w:ascii="Times New Roman" w:eastAsia="Times New Roman" w:hAnsi="Times New Roman" w:cs="Times New Roman"/>
+                <w:rFonts w:ascii="Arial" w:eastAsia="Times New Roman" w:hAnsi="Arial" w:cs="Arial"/>
+                <w:kern w:val="0"/>
+                <w:lang w:val="en-US" w:eastAsia="ru-RU"/>
+                <w14:ligatures w14:val="none"/>
+              </w:rPr>
+            </w:pPr>
+            <w:r>
+              <w:rPr>
+                <w:rFonts w:ascii="Arial" w:eastAsia="Times New Roman" w:hAnsi="Arial" w:cs="Arial"/>
                 <w:kern w:val="0"/>
                 <w:lang w:val="en-US" w:eastAsia="ru-RU"/>
                 <w14:ligatures w14:val="none"/>
@@ -2885,7 +2943,7 @@
             <w:proofErr w:type="spellStart"/>
             <w:r>
               <w:rPr>
-                <w:rFonts w:ascii="Times New Roman" w:eastAsia="Times New Roman" w:hAnsi="Times New Roman" w:cs="Times New Roman"/>
+                <w:rFonts w:ascii="Arial" w:eastAsia="Times New Roman" w:hAnsi="Arial" w:cs="Arial"/>
                 <w:kern w:val="0"/>
                 <w:lang w:val="en-US" w:eastAsia="ru-RU"/>
                 <w14:ligatures w14:val="none"/>
@@ -2895,7 +2953,7 @@
             <w:proofErr w:type="spellEnd"/>
             <w:r>
               <w:rPr>
-                <w:rFonts w:ascii="Times New Roman" w:eastAsia="Times New Roman" w:hAnsi="Times New Roman" w:cs="Times New Roman"/>
+                <w:rFonts w:ascii="Arial" w:eastAsia="Times New Roman" w:hAnsi="Arial" w:cs="Arial"/>
                 <w:kern w:val="0"/>
                 <w:lang w:val="en-US" w:eastAsia="ru-RU"/>
                 <w14:ligatures w14:val="none"/>
@@ -2911,15 +2969,15 @@
               <w:adjustRightInd w:val="0"/>
               <w:spacing w:after="0" w:line="240" w:lineRule="auto"/>
               <w:rPr>
-                <w:rFonts w:ascii="Times New Roman" w:eastAsia="Times New Roman" w:hAnsi="Times New Roman" w:cs="Times New Roman"/>
-                <w:kern w:val="0"/>
-                <w:lang w:val="en-US" w:eastAsia="ru-RU"/>
-                <w14:ligatures w14:val="none"/>
-              </w:rPr>
-            </w:pPr>
-            <w:r>
-              <w:rPr>
-                <w:rFonts w:ascii="Times New Roman" w:eastAsia="Times New Roman" w:hAnsi="Times New Roman" w:cs="Times New Roman"/>
+                <w:rFonts w:ascii="Arial" w:eastAsia="Times New Roman" w:hAnsi="Arial" w:cs="Arial"/>
+                <w:kern w:val="0"/>
+                <w:lang w:val="en-US" w:eastAsia="ru-RU"/>
+                <w14:ligatures w14:val="none"/>
+              </w:rPr>
+            </w:pPr>
+            <w:r>
+              <w:rPr>
+                <w:rFonts w:ascii="Arial" w:eastAsia="Times New Roman" w:hAnsi="Arial" w:cs="Arial"/>
                 <w:kern w:val="0"/>
                 <w:lang w:val="en-US" w:eastAsia="ru-RU"/>
                 <w14:ligatures w14:val="none"/>
@@ -2929,7 +2987,7 @@
             <w:proofErr w:type="gramStart"/>
             <w:r>
               <w:rPr>
-                <w:rFonts w:ascii="Times New Roman" w:eastAsia="Times New Roman" w:hAnsi="Times New Roman" w:cs="Times New Roman"/>
+                <w:rFonts w:ascii="Arial" w:eastAsia="Times New Roman" w:hAnsi="Arial" w:cs="Arial"/>
                 <w:kern w:val="0"/>
                 <w:lang w:val="en-US" w:eastAsia="ru-RU"/>
                 <w14:ligatures w14:val="none"/>
@@ -2939,7 +2997,7 @@
             <w:proofErr w:type="gramEnd"/>
             <w:r>
               <w:rPr>
-                <w:rFonts w:ascii="Times New Roman" w:eastAsia="Times New Roman" w:hAnsi="Times New Roman" w:cs="Times New Roman"/>
+                <w:rFonts w:ascii="Arial" w:eastAsia="Times New Roman" w:hAnsi="Arial" w:cs="Arial"/>
                 <w:kern w:val="0"/>
                 <w:lang w:val="en-US" w:eastAsia="ru-RU"/>
                 <w14:ligatures w14:val="none"/>
@@ -2949,7 +3007,7 @@
             <w:proofErr w:type="spellStart"/>
             <w:r>
               <w:rPr>
-                <w:rFonts w:ascii="Times New Roman" w:eastAsia="Times New Roman" w:hAnsi="Times New Roman" w:cs="Times New Roman"/>
+                <w:rFonts w:ascii="Arial" w:eastAsia="Times New Roman" w:hAnsi="Arial" w:cs="Arial"/>
                 <w:kern w:val="0"/>
                 <w:lang w:val="en-US" w:eastAsia="ru-RU"/>
                 <w14:ligatures w14:val="none"/>
@@ -2959,7 +3017,7 @@
             <w:proofErr w:type="spellEnd"/>
             <w:r>
               <w:rPr>
-                <w:rFonts w:ascii="Times New Roman" w:eastAsia="Times New Roman" w:hAnsi="Times New Roman" w:cs="Times New Roman"/>
+                <w:rFonts w:ascii="Arial" w:eastAsia="Times New Roman" w:hAnsi="Arial" w:cs="Arial"/>
                 <w:kern w:val="0"/>
                 <w:lang w:val="en-US" w:eastAsia="ru-RU"/>
                 <w14:ligatures w14:val="none"/>
@@ -2975,7 +3033,7 @@
               <w:adjustRightInd w:val="0"/>
               <w:spacing w:after="0" w:line="240" w:lineRule="auto"/>
               <w:rPr>
-                <w:rFonts w:ascii="Times New Roman" w:eastAsia="Times New Roman" w:hAnsi="Times New Roman" w:cs="Times New Roman"/>
+                <w:rFonts w:ascii="Arial" w:eastAsia="Times New Roman" w:hAnsi="Arial" w:cs="Arial"/>
                 <w:kern w:val="0"/>
                 <w:lang w:val="en-US" w:eastAsia="ru-RU"/>
                 <w14:ligatures w14:val="none"/>
@@ -2990,7 +3048,7 @@
               <w:adjustRightInd w:val="0"/>
               <w:spacing w:after="0" w:line="240" w:lineRule="auto"/>
               <w:rPr>
-                <w:rFonts w:ascii="Times New Roman" w:eastAsia="Times New Roman" w:hAnsi="Times New Roman" w:cs="Times New Roman"/>
+                <w:rFonts w:ascii="Arial" w:eastAsia="Times New Roman" w:hAnsi="Arial" w:cs="Arial"/>
                 <w:kern w:val="0"/>
                 <w:lang w:val="en-US" w:eastAsia="ru-RU"/>
                 <w14:ligatures w14:val="none"/>
@@ -3002,8 +3060,9 @@
     </w:tbl>
     <w:p>
       <w:pPr>
-        <w:rPr>
-          <w:rFonts w:ascii="Times New Roman" w:hAnsi="Times New Roman" w:cs="Times New Roman"/>
+        <w:spacing w:line="240" w:lineRule="auto"/>
+        <w:rPr>
+          <w:rFonts w:ascii="Arial" w:hAnsi="Arial" w:cs="Arial"/>
           <w:bCs/>
           <w:lang w:val="en-US"/>
         </w:rPr>

--- a/contracts_templates/act_of_divergence_template.docx
+++ b/contracts_templates/act_of_divergence_template.docx
@@ -2312,7 +2312,6 @@
         <w:rPr>
           <w:rFonts w:ascii="Arial" w:hAnsi="Arial" w:cs="Arial"/>
           <w:bCs/>
-          <w:lang w:val="en-US"/>
         </w:rPr>
         <w:lastRenderedPageBreak/>
         <w:t xml:space="preserve"> </w:t>
@@ -2484,7 +2483,6 @@
                 <w14:ligatures w14:val="none"/>
               </w:rPr>
             </w:pPr>
-            <w:proofErr w:type="gramStart"/>
             <w:r>
               <w:rPr>
                 <w:rFonts w:ascii="Arial" w:eastAsia="Times New Roman" w:hAnsi="Arial" w:cs="Arial"/>
@@ -2501,17 +2499,25 @@
                 <w:lang w:val="en-US" w:eastAsia="ru-RU"/>
                 <w14:ligatures w14:val="none"/>
               </w:rPr>
-              <w:t>:{</w:t>
-            </w:r>
-            <w:proofErr w:type="gramEnd"/>
-            <w:r>
-              <w:rPr>
-                <w:rFonts w:ascii="Arial" w:eastAsia="Times New Roman" w:hAnsi="Arial" w:cs="Arial"/>
-                <w:kern w:val="0"/>
-                <w:lang w:val="en-US" w:eastAsia="ru-RU"/>
-                <w14:ligatures w14:val="none"/>
-              </w:rPr>
-              <w:t>{</w:t>
+              <w:t>:</w:t>
+            </w:r>
+            <w:r>
+              <w:rPr>
+                <w:rFonts w:ascii="Arial" w:eastAsia="Times New Roman" w:hAnsi="Arial" w:cs="Arial"/>
+                <w:kern w:val="0"/>
+                <w:lang w:val="en-US" w:eastAsia="ru-RU"/>
+                <w14:ligatures w14:val="none"/>
+              </w:rPr>
+              <w:t xml:space="preserve"> </w:t>
+            </w:r>
+            <w:r>
+              <w:rPr>
+                <w:rFonts w:ascii="Arial" w:eastAsia="Times New Roman" w:hAnsi="Arial" w:cs="Arial"/>
+                <w:kern w:val="0"/>
+                <w:lang w:val="en-US" w:eastAsia="ru-RU"/>
+                <w14:ligatures w14:val="none"/>
+              </w:rPr>
+              <w:t>{{</w:t>
             </w:r>
             <w:proofErr w:type="spellStart"/>
             <w:r>
@@ -2548,7 +2554,6 @@
                 <w14:ligatures w14:val="none"/>
               </w:rPr>
             </w:pPr>
-            <w:proofErr w:type="gramStart"/>
             <w:r>
               <w:rPr>
                 <w:rFonts w:ascii="Arial" w:eastAsia="Times New Roman" w:hAnsi="Arial" w:cs="Arial"/>
@@ -2556,26 +2561,34 @@
                 <w:lang w:eastAsia="ru-RU"/>
                 <w14:ligatures w14:val="none"/>
               </w:rPr>
-              <w:t>Адрес</w:t>
-            </w:r>
-            <w:r>
-              <w:rPr>
-                <w:rFonts w:ascii="Arial" w:eastAsia="Times New Roman" w:hAnsi="Arial" w:cs="Arial"/>
-                <w:kern w:val="0"/>
-                <w:lang w:val="en-US" w:eastAsia="ru-RU"/>
-                <w14:ligatures w14:val="none"/>
-              </w:rPr>
-              <w:t>:{</w:t>
-            </w:r>
-            <w:proofErr w:type="gramEnd"/>
-            <w:r>
-              <w:rPr>
-                <w:rFonts w:ascii="Arial" w:eastAsia="Times New Roman" w:hAnsi="Arial" w:cs="Arial"/>
-                <w:kern w:val="0"/>
-                <w:lang w:val="en-US" w:eastAsia="ru-RU"/>
-                <w14:ligatures w14:val="none"/>
-              </w:rPr>
-              <w:t>{</w:t>
+              <w:t>Реквизиты</w:t>
+            </w:r>
+            <w:r>
+              <w:rPr>
+                <w:rFonts w:ascii="Arial" w:eastAsia="Times New Roman" w:hAnsi="Arial" w:cs="Arial"/>
+                <w:kern w:val="0"/>
+                <w:lang w:val="en-US" w:eastAsia="ru-RU"/>
+                <w14:ligatures w14:val="none"/>
+              </w:rPr>
+              <w:t>:</w:t>
+            </w:r>
+            <w:r>
+              <w:rPr>
+                <w:rFonts w:ascii="Arial" w:eastAsia="Times New Roman" w:hAnsi="Arial" w:cs="Arial"/>
+                <w:kern w:val="0"/>
+                <w:lang w:val="en-US" w:eastAsia="ru-RU"/>
+                <w14:ligatures w14:val="none"/>
+              </w:rPr>
+              <w:t xml:space="preserve"> </w:t>
+            </w:r>
+            <w:r>
+              <w:rPr>
+                <w:rFonts w:ascii="Arial" w:eastAsia="Times New Roman" w:hAnsi="Arial" w:cs="Arial"/>
+                <w:kern w:val="0"/>
+                <w:lang w:val="en-US" w:eastAsia="ru-RU"/>
+                <w14:ligatures w14:val="none"/>
+              </w:rPr>
+              <w:t>{{</w:t>
             </w:r>
             <w:proofErr w:type="spellStart"/>
             <w:r>
@@ -2736,7 +2749,6 @@
                 <w14:ligatures w14:val="none"/>
               </w:rPr>
             </w:pPr>
-            <w:proofErr w:type="gramStart"/>
             <w:r>
               <w:rPr>
                 <w:rFonts w:ascii="Arial" w:eastAsia="Times New Roman" w:hAnsi="Arial" w:cs="Arial"/>
@@ -2753,17 +2765,25 @@
                 <w:lang w:val="en-US" w:eastAsia="ru-RU"/>
                 <w14:ligatures w14:val="none"/>
               </w:rPr>
-              <w:t>:{</w:t>
-            </w:r>
-            <w:proofErr w:type="gramEnd"/>
-            <w:r>
-              <w:rPr>
-                <w:rFonts w:ascii="Arial" w:eastAsia="Times New Roman" w:hAnsi="Arial" w:cs="Arial"/>
-                <w:kern w:val="0"/>
-                <w:lang w:val="en-US" w:eastAsia="ru-RU"/>
-                <w14:ligatures w14:val="none"/>
-              </w:rPr>
-              <w:t>{</w:t>
+              <w:t>:</w:t>
+            </w:r>
+            <w:r>
+              <w:rPr>
+                <w:rFonts w:ascii="Arial" w:eastAsia="Times New Roman" w:hAnsi="Arial" w:cs="Arial"/>
+                <w:kern w:val="0"/>
+                <w:lang w:eastAsia="ru-RU"/>
+                <w14:ligatures w14:val="none"/>
+              </w:rPr>
+              <w:t xml:space="preserve"> </w:t>
+            </w:r>
+            <w:r>
+              <w:rPr>
+                <w:rFonts w:ascii="Arial" w:eastAsia="Times New Roman" w:hAnsi="Arial" w:cs="Arial"/>
+                <w:kern w:val="0"/>
+                <w:lang w:val="en-US" w:eastAsia="ru-RU"/>
+                <w14:ligatures w14:val="none"/>
+              </w:rPr>
+              <w:t>{{</w:t>
             </w:r>
             <w:proofErr w:type="spellStart"/>
             <w:r>
@@ -2807,7 +2827,7 @@
                 <w:lang w:eastAsia="ru-RU"/>
                 <w14:ligatures w14:val="none"/>
               </w:rPr>
-              <w:t>Адрес</w:t>
+              <w:t>Реквизиты</w:t>
             </w:r>
             <w:r>
               <w:rPr>
@@ -3682,7 +3702,6 @@
   <w:style w:type="character" w:default="1" w:styleId="a0">
     <w:name w:val="Default Paragraph Font"/>
     <w:uiPriority w:val="1"/>
-    <w:semiHidden/>
     <w:unhideWhenUsed/>
   </w:style>
   <w:style w:type="table" w:default="1" w:styleId="a1">

--- a/contracts_templates/act_of_divergence_template.docx
+++ b/contracts_templates/act_of_divergence_template.docx
@@ -113,15 +113,7 @@
           <w:rFonts w:ascii="Arial" w:hAnsi="Arial" w:cs="Arial"/>
           <w:b/>
         </w:rPr>
-        <w:t>ОТ «</w:t>
-      </w:r>
-      <w:proofErr w:type="gramStart"/>
-      <w:r>
-        <w:rPr>
-          <w:rFonts w:ascii="Arial" w:hAnsi="Arial" w:cs="Arial"/>
-          <w:b/>
-        </w:rPr>
-        <w:t xml:space="preserve">{{ </w:t>
+        <w:t xml:space="preserve">ОТ «{{ </w:t>
       </w:r>
       <w:r>
         <w:rPr>
@@ -131,7 +123,6 @@
         </w:rPr>
         <w:t>act</w:t>
       </w:r>
-      <w:proofErr w:type="gramEnd"/>
       <w:r>
         <w:rPr>
           <w:rFonts w:ascii="Arial" w:hAnsi="Arial" w:cs="Arial"/>
@@ -177,15 +168,7 @@
           <w:rFonts w:ascii="Arial" w:hAnsi="Arial" w:cs="Arial"/>
           <w:bCs/>
         </w:rPr>
-        <w:t xml:space="preserve">Наименование организации </w:t>
-      </w:r>
-      <w:proofErr w:type="gramStart"/>
-      <w:r>
-        <w:rPr>
-          <w:rFonts w:ascii="Arial" w:hAnsi="Arial" w:cs="Arial"/>
-          <w:bCs/>
-        </w:rPr>
-        <w:t xml:space="preserve">{{ </w:t>
+        <w:t xml:space="preserve">Наименование организации {{ </w:t>
       </w:r>
       <w:r>
         <w:rPr>
@@ -195,7 +178,6 @@
         </w:rPr>
         <w:t>organization</w:t>
       </w:r>
-      <w:proofErr w:type="gramEnd"/>
       <w:r>
         <w:rPr>
           <w:rFonts w:ascii="Arial" w:hAnsi="Arial" w:cs="Arial"/>
@@ -233,15 +215,7 @@
           <w:rFonts w:ascii="Arial" w:hAnsi="Arial" w:cs="Arial"/>
           <w:bCs/>
         </w:rPr>
-        <w:t xml:space="preserve">Начало приема </w:t>
-      </w:r>
-      <w:proofErr w:type="gramStart"/>
-      <w:r>
-        <w:rPr>
-          <w:rFonts w:ascii="Arial" w:hAnsi="Arial" w:cs="Arial"/>
-          <w:bCs/>
-        </w:rPr>
-        <w:t xml:space="preserve">{{ </w:t>
+        <w:t xml:space="preserve">Начало приема {{ </w:t>
       </w:r>
       <w:r>
         <w:rPr>
@@ -251,7 +225,6 @@
         </w:rPr>
         <w:t>reception</w:t>
       </w:r>
-      <w:proofErr w:type="gramEnd"/>
       <w:r>
         <w:rPr>
           <w:rFonts w:ascii="Arial" w:hAnsi="Arial" w:cs="Arial"/>
@@ -289,41 +262,13 @@
         </w:rPr>
         <w:t xml:space="preserve"> }} час. </w:t>
       </w:r>
-      <w:proofErr w:type="gramStart"/>
       <w:r>
         <w:rPr>
           <w:rFonts w:ascii="Arial" w:hAnsi="Arial" w:cs="Arial"/>
           <w:bCs/>
           <w:lang w:val="en-US"/>
         </w:rPr>
-        <w:t xml:space="preserve">{{ </w:t>
-      </w:r>
-      <w:proofErr w:type="spellStart"/>
-      <w:r>
-        <w:rPr>
-          <w:rFonts w:ascii="Arial" w:hAnsi="Arial" w:cs="Arial"/>
-          <w:bCs/>
-          <w:lang w:val="en-US"/>
-        </w:rPr>
-        <w:t>reception</w:t>
-      </w:r>
-      <w:proofErr w:type="gramEnd"/>
-      <w:r>
-        <w:rPr>
-          <w:rFonts w:ascii="Arial" w:hAnsi="Arial" w:cs="Arial"/>
-          <w:bCs/>
-          <w:lang w:val="en-US"/>
-        </w:rPr>
-        <w:t>_start_min</w:t>
-      </w:r>
-      <w:proofErr w:type="spellEnd"/>
-      <w:r>
-        <w:rPr>
-          <w:rFonts w:ascii="Arial" w:hAnsi="Arial" w:cs="Arial"/>
-          <w:bCs/>
-          <w:lang w:val="en-US"/>
-        </w:rPr>
-        <w:t xml:space="preserve"> }} </w:t>
+        <w:t xml:space="preserve">{{ reception_start_min }} </w:t>
       </w:r>
       <w:r>
         <w:rPr>
@@ -378,94 +323,22 @@
           <w:bCs/>
           <w:lang w:val="en-US"/>
         </w:rPr>
-        <w:t xml:space="preserve"> </w:t>
-      </w:r>
-      <w:proofErr w:type="gramStart"/>
+        <w:t xml:space="preserve"> {{ reception_end_hour }} </w:t>
+      </w:r>
+      <w:r>
+        <w:rPr>
+          <w:rFonts w:ascii="Arial" w:hAnsi="Arial" w:cs="Arial"/>
+          <w:bCs/>
+        </w:rPr>
+        <w:t>час</w:t>
+      </w:r>
       <w:r>
         <w:rPr>
           <w:rFonts w:ascii="Arial" w:hAnsi="Arial" w:cs="Arial"/>
           <w:bCs/>
           <w:lang w:val="en-US"/>
         </w:rPr>
-        <w:t xml:space="preserve">{{ </w:t>
-      </w:r>
-      <w:proofErr w:type="spellStart"/>
-      <w:r>
-        <w:rPr>
-          <w:rFonts w:ascii="Arial" w:hAnsi="Arial" w:cs="Arial"/>
-          <w:bCs/>
-          <w:lang w:val="en-US"/>
-        </w:rPr>
-        <w:t>reception</w:t>
-      </w:r>
-      <w:proofErr w:type="gramEnd"/>
-      <w:r>
-        <w:rPr>
-          <w:rFonts w:ascii="Arial" w:hAnsi="Arial" w:cs="Arial"/>
-          <w:bCs/>
-          <w:lang w:val="en-US"/>
-        </w:rPr>
-        <w:t>_end_hour</w:t>
-      </w:r>
-      <w:proofErr w:type="spellEnd"/>
-      <w:r>
-        <w:rPr>
-          <w:rFonts w:ascii="Arial" w:hAnsi="Arial" w:cs="Arial"/>
-          <w:bCs/>
-          <w:lang w:val="en-US"/>
-        </w:rPr>
-        <w:t xml:space="preserve"> }} </w:t>
-      </w:r>
-      <w:r>
-        <w:rPr>
-          <w:rFonts w:ascii="Arial" w:hAnsi="Arial" w:cs="Arial"/>
-          <w:bCs/>
-        </w:rPr>
-        <w:t>час</w:t>
-      </w:r>
-      <w:r>
-        <w:rPr>
-          <w:rFonts w:ascii="Arial" w:hAnsi="Arial" w:cs="Arial"/>
-          <w:bCs/>
-          <w:lang w:val="en-US"/>
-        </w:rPr>
-        <w:t xml:space="preserve">. </w:t>
-      </w:r>
-      <w:proofErr w:type="gramStart"/>
-      <w:r>
-        <w:rPr>
-          <w:rFonts w:ascii="Arial" w:hAnsi="Arial" w:cs="Arial"/>
-          <w:bCs/>
-          <w:lang w:val="en-US"/>
-        </w:rPr>
-        <w:t xml:space="preserve">{{ </w:t>
-      </w:r>
-      <w:proofErr w:type="spellStart"/>
-      <w:r>
-        <w:rPr>
-          <w:rFonts w:ascii="Arial" w:hAnsi="Arial" w:cs="Arial"/>
-          <w:bCs/>
-          <w:lang w:val="en-US"/>
-        </w:rPr>
-        <w:t>reception</w:t>
-      </w:r>
-      <w:proofErr w:type="gramEnd"/>
-      <w:r>
-        <w:rPr>
-          <w:rFonts w:ascii="Arial" w:hAnsi="Arial" w:cs="Arial"/>
-          <w:bCs/>
-          <w:lang w:val="en-US"/>
-        </w:rPr>
-        <w:t>_end_min</w:t>
-      </w:r>
-      <w:proofErr w:type="spellEnd"/>
-      <w:r>
-        <w:rPr>
-          <w:rFonts w:ascii="Arial" w:hAnsi="Arial" w:cs="Arial"/>
-          <w:bCs/>
-          <w:lang w:val="en-US"/>
-        </w:rPr>
-        <w:t xml:space="preserve"> }} </w:t>
+        <w:t xml:space="preserve">. {{ reception_end_min }} </w:t>
       </w:r>
       <w:r>
         <w:rPr>
@@ -535,43 +408,7 @@
           <w:bCs/>
           <w:lang w:val="en-US"/>
         </w:rPr>
-        <w:t xml:space="preserve"> </w:t>
-      </w:r>
-      <w:proofErr w:type="gramStart"/>
-      <w:r>
-        <w:rPr>
-          <w:rFonts w:ascii="Arial" w:hAnsi="Arial" w:cs="Arial"/>
-          <w:bCs/>
-          <w:lang w:val="en-US"/>
-        </w:rPr>
-        <w:t xml:space="preserve">{{ </w:t>
-      </w:r>
-      <w:proofErr w:type="spellStart"/>
-      <w:r>
-        <w:rPr>
-          <w:rFonts w:ascii="Arial" w:hAnsi="Arial" w:cs="Arial"/>
-          <w:bCs/>
-          <w:lang w:val="en-US"/>
-        </w:rPr>
-        <w:t>commission</w:t>
-      </w:r>
-      <w:proofErr w:type="gramEnd"/>
-      <w:r>
-        <w:rPr>
-          <w:rFonts w:ascii="Arial" w:hAnsi="Arial" w:cs="Arial"/>
-          <w:bCs/>
-          <w:lang w:val="en-US"/>
-        </w:rPr>
-        <w:t>_members</w:t>
-      </w:r>
-      <w:proofErr w:type="spellEnd"/>
-      <w:r>
-        <w:rPr>
-          <w:rFonts w:ascii="Arial" w:hAnsi="Arial" w:cs="Arial"/>
-          <w:bCs/>
-          <w:lang w:val="en-US"/>
-        </w:rPr>
-        <w:t xml:space="preserve"> }}</w:t>
+        <w:t xml:space="preserve"> {{ commission_members }}</w:t>
       </w:r>
       <w:r>
         <w:rPr>
@@ -674,39 +511,7 @@
           <w:rFonts w:ascii="Arial" w:hAnsi="Arial" w:cs="Arial"/>
           <w:bCs/>
         </w:rPr>
-        <w:t xml:space="preserve">1. Наименование и адрес грузоотправителя </w:t>
-      </w:r>
-      <w:proofErr w:type="gramStart"/>
-      <w:r>
-        <w:rPr>
-          <w:rFonts w:ascii="Arial" w:hAnsi="Arial" w:cs="Arial"/>
-          <w:bCs/>
-        </w:rPr>
-        <w:t xml:space="preserve">{{ </w:t>
-      </w:r>
-      <w:proofErr w:type="spellStart"/>
-      <w:r>
-        <w:rPr>
-          <w:rFonts w:ascii="Arial" w:hAnsi="Arial" w:cs="Arial"/>
-          <w:bCs/>
-        </w:rPr>
-        <w:t>sender</w:t>
-      </w:r>
-      <w:proofErr w:type="gramEnd"/>
-      <w:r>
-        <w:rPr>
-          <w:rFonts w:ascii="Arial" w:hAnsi="Arial" w:cs="Arial"/>
-          <w:bCs/>
-        </w:rPr>
-        <w:t>_name</w:t>
-      </w:r>
-      <w:proofErr w:type="spellEnd"/>
-      <w:r>
-        <w:rPr>
-          <w:rFonts w:ascii="Arial" w:hAnsi="Arial" w:cs="Arial"/>
-          <w:bCs/>
-        </w:rPr>
-        <w:t xml:space="preserve"> }}</w:t>
+        <w:t>1. Наименование и адрес грузоотправителя {{ sender_name }}</w:t>
       </w:r>
     </w:p>
     <w:p>
@@ -747,76 +552,22 @@
           <w:bCs/>
           <w:lang w:val="en-US"/>
         </w:rPr>
-        <w:t xml:space="preserve"> № </w:t>
-      </w:r>
-      <w:proofErr w:type="gramStart"/>
+        <w:t xml:space="preserve"> № {{ contract_number }} </w:t>
+      </w:r>
+      <w:r>
+        <w:rPr>
+          <w:rFonts w:ascii="Arial" w:hAnsi="Arial" w:cs="Arial"/>
+          <w:bCs/>
+        </w:rPr>
+        <w:t>от</w:t>
+      </w:r>
       <w:r>
         <w:rPr>
           <w:rFonts w:ascii="Arial" w:hAnsi="Arial" w:cs="Arial"/>
           <w:bCs/>
           <w:lang w:val="en-US"/>
         </w:rPr>
-        <w:t xml:space="preserve">{{ </w:t>
-      </w:r>
-      <w:proofErr w:type="spellStart"/>
-      <w:r>
-        <w:rPr>
-          <w:rFonts w:ascii="Arial" w:hAnsi="Arial" w:cs="Arial"/>
-          <w:bCs/>
-          <w:lang w:val="en-US"/>
-        </w:rPr>
-        <w:t>contract</w:t>
-      </w:r>
-      <w:proofErr w:type="gramEnd"/>
-      <w:r>
-        <w:rPr>
-          <w:rFonts w:ascii="Arial" w:hAnsi="Arial" w:cs="Arial"/>
-          <w:bCs/>
-          <w:lang w:val="en-US"/>
-        </w:rPr>
-        <w:t>_number</w:t>
-      </w:r>
-      <w:proofErr w:type="spellEnd"/>
-      <w:r>
-        <w:rPr>
-          <w:rFonts w:ascii="Arial" w:hAnsi="Arial" w:cs="Arial"/>
-          <w:bCs/>
-          <w:lang w:val="en-US"/>
-        </w:rPr>
-        <w:t xml:space="preserve"> }} </w:t>
-      </w:r>
-      <w:r>
-        <w:rPr>
-          <w:rFonts w:ascii="Arial" w:hAnsi="Arial" w:cs="Arial"/>
-          <w:bCs/>
-        </w:rPr>
-        <w:t>от</w:t>
-      </w:r>
-      <w:r>
-        <w:rPr>
-          <w:rFonts w:ascii="Arial" w:hAnsi="Arial" w:cs="Arial"/>
-          <w:bCs/>
-          <w:lang w:val="en-US"/>
-        </w:rPr>
-        <w:t xml:space="preserve"> «{{ </w:t>
-      </w:r>
-      <w:proofErr w:type="spellStart"/>
-      <w:r>
-        <w:rPr>
-          <w:rFonts w:ascii="Arial" w:hAnsi="Arial" w:cs="Arial"/>
-          <w:bCs/>
-          <w:lang w:val="en-US"/>
-        </w:rPr>
-        <w:t>contract_date</w:t>
-      </w:r>
-      <w:proofErr w:type="spellEnd"/>
-      <w:r>
-        <w:rPr>
-          <w:rFonts w:ascii="Arial" w:hAnsi="Arial" w:cs="Arial"/>
-          <w:bCs/>
-          <w:lang w:val="en-US"/>
-        </w:rPr>
-        <w:t xml:space="preserve"> }}» </w:t>
+        <w:t xml:space="preserve"> «{{ contract_date }}» </w:t>
       </w:r>
       <w:r>
         <w:rPr>
@@ -988,46 +739,28 @@
                 <w:b/>
               </w:rPr>
             </w:pPr>
-            <w:proofErr w:type="spellStart"/>
-            <w:r>
-              <w:rPr>
-                <w:rFonts w:ascii="Arial" w:hAnsi="Arial" w:cs="Arial"/>
-                <w:b/>
-              </w:rPr>
-              <w:t>Наименова</w:t>
-            </w:r>
-            <w:proofErr w:type="spellEnd"/>
-            <w:r>
-              <w:rPr>
-                <w:rFonts w:ascii="Arial" w:hAnsi="Arial" w:cs="Arial"/>
-                <w:b/>
-              </w:rPr>
-              <w:t>-</w:t>
-            </w:r>
-          </w:p>
-          <w:p>
-            <w:pPr>
-              <w:spacing w:line="240" w:lineRule="auto"/>
-              <w:rPr>
-                <w:rFonts w:ascii="Arial" w:hAnsi="Arial" w:cs="Arial"/>
-                <w:b/>
-              </w:rPr>
-            </w:pPr>
-            <w:proofErr w:type="spellStart"/>
-            <w:r>
-              <w:rPr>
-                <w:rFonts w:ascii="Arial" w:hAnsi="Arial" w:cs="Arial"/>
-                <w:b/>
-              </w:rPr>
-              <w:t>ние</w:t>
-            </w:r>
-            <w:proofErr w:type="spellEnd"/>
-            <w:r>
-              <w:rPr>
-                <w:rFonts w:ascii="Arial" w:hAnsi="Arial" w:cs="Arial"/>
-                <w:b/>
-              </w:rPr>
-              <w:t xml:space="preserve"> товара</w:t>
+            <w:r>
+              <w:rPr>
+                <w:rFonts w:ascii="Arial" w:hAnsi="Arial" w:cs="Arial"/>
+                <w:b/>
+              </w:rPr>
+              <w:t>Наименова-</w:t>
+            </w:r>
+          </w:p>
+          <w:p>
+            <w:pPr>
+              <w:spacing w:line="240" w:lineRule="auto"/>
+              <w:rPr>
+                <w:rFonts w:ascii="Arial" w:hAnsi="Arial" w:cs="Arial"/>
+                <w:b/>
+              </w:rPr>
+            </w:pPr>
+            <w:r>
+              <w:rPr>
+                <w:rFonts w:ascii="Arial" w:hAnsi="Arial" w:cs="Arial"/>
+                <w:b/>
+              </w:rPr>
+              <w:t>ние товара</w:t>
             </w:r>
           </w:p>
           <w:p>
@@ -1153,21 +886,12 @@
                 <w:b/>
               </w:rPr>
             </w:pPr>
-            <w:proofErr w:type="spellStart"/>
-            <w:r>
-              <w:rPr>
-                <w:rFonts w:ascii="Arial" w:hAnsi="Arial" w:cs="Arial"/>
-                <w:b/>
-              </w:rPr>
-              <w:t>ца</w:t>
-            </w:r>
-            <w:proofErr w:type="spellEnd"/>
-            <w:r>
-              <w:rPr>
-                <w:rFonts w:ascii="Arial" w:hAnsi="Arial" w:cs="Arial"/>
-                <w:b/>
-              </w:rPr>
-              <w:t xml:space="preserve"> из-</w:t>
+            <w:r>
+              <w:rPr>
+                <w:rFonts w:ascii="Arial" w:hAnsi="Arial" w:cs="Arial"/>
+                <w:b/>
+              </w:rPr>
+              <w:t>ца из-</w:t>
             </w:r>
           </w:p>
           <w:p>
@@ -1194,21 +918,12 @@
                 <w:b/>
               </w:rPr>
             </w:pPr>
-            <w:proofErr w:type="spellStart"/>
-            <w:r>
-              <w:rPr>
-                <w:rFonts w:ascii="Arial" w:hAnsi="Arial" w:cs="Arial"/>
-                <w:b/>
-              </w:rPr>
-              <w:t>ния</w:t>
-            </w:r>
-            <w:proofErr w:type="spellEnd"/>
-            <w:r>
-              <w:rPr>
-                <w:rFonts w:ascii="Arial" w:hAnsi="Arial" w:cs="Arial"/>
-                <w:b/>
-              </w:rPr>
-              <w:t xml:space="preserve">   </w:t>
+            <w:r>
+              <w:rPr>
+                <w:rFonts w:ascii="Arial" w:hAnsi="Arial" w:cs="Arial"/>
+                <w:b/>
+              </w:rPr>
+              <w:t xml:space="preserve">ния   </w:t>
             </w:r>
           </w:p>
         </w:tc>
@@ -1483,7 +1198,6 @@
                 <w:b/>
               </w:rPr>
             </w:pPr>
-            <w:proofErr w:type="spellStart"/>
             <w:r>
               <w:rPr>
                 <w:rFonts w:ascii="Arial" w:hAnsi="Arial" w:cs="Arial"/>
@@ -1491,7 +1205,6 @@
               </w:rPr>
               <w:t>чество</w:t>
             </w:r>
-            <w:proofErr w:type="spellEnd"/>
           </w:p>
         </w:tc>
         <w:tc>
@@ -1557,7 +1270,6 @@
                 <w:b/>
               </w:rPr>
             </w:pPr>
-            <w:proofErr w:type="spellStart"/>
             <w:r>
               <w:rPr>
                 <w:rFonts w:ascii="Arial" w:hAnsi="Arial" w:cs="Arial"/>
@@ -1565,7 +1277,6 @@
               </w:rPr>
               <w:t>чество</w:t>
             </w:r>
-            <w:proofErr w:type="spellEnd"/>
           </w:p>
         </w:tc>
         <w:tc>
@@ -1665,21 +1376,12 @@
                 <w:bCs/>
               </w:rPr>
             </w:pPr>
-            <w:proofErr w:type="gramStart"/>
             <w:r>
               <w:rPr>
                 <w:rFonts w:ascii="Arial" w:hAnsi="Arial" w:cs="Arial"/>
                 <w:bCs/>
               </w:rPr>
-              <w:t>{{ item.name</w:t>
-            </w:r>
-            <w:proofErr w:type="gramEnd"/>
-            <w:r>
-              <w:rPr>
-                <w:rFonts w:ascii="Arial" w:hAnsi="Arial" w:cs="Arial"/>
-                <w:bCs/>
-              </w:rPr>
-              <w:t xml:space="preserve"> }}</w:t>
+              <w:t>{{ item.name }}</w:t>
             </w:r>
           </w:p>
         </w:tc>
@@ -1702,37 +1404,12 @@
                 <w:bCs/>
               </w:rPr>
             </w:pPr>
-            <w:proofErr w:type="gramStart"/>
             <w:r>
               <w:rPr>
                 <w:rFonts w:ascii="Arial" w:hAnsi="Arial" w:cs="Arial"/>
                 <w:bCs/>
               </w:rPr>
-              <w:t xml:space="preserve">{{ </w:t>
-            </w:r>
-            <w:proofErr w:type="spellStart"/>
-            <w:r>
-              <w:rPr>
-                <w:rFonts w:ascii="Arial" w:hAnsi="Arial" w:cs="Arial"/>
-                <w:bCs/>
-              </w:rPr>
-              <w:t>item</w:t>
-            </w:r>
-            <w:proofErr w:type="gramEnd"/>
-            <w:r>
-              <w:rPr>
-                <w:rFonts w:ascii="Arial" w:hAnsi="Arial" w:cs="Arial"/>
-                <w:bCs/>
-              </w:rPr>
-              <w:t>.series</w:t>
-            </w:r>
-            <w:proofErr w:type="spellEnd"/>
-            <w:r>
-              <w:rPr>
-                <w:rFonts w:ascii="Arial" w:hAnsi="Arial" w:cs="Arial"/>
-                <w:bCs/>
-              </w:rPr>
-              <w:t xml:space="preserve"> }}</w:t>
+              <w:t>{{ item.series }}</w:t>
             </w:r>
           </w:p>
         </w:tc>
@@ -1755,37 +1432,12 @@
                 <w:bCs/>
               </w:rPr>
             </w:pPr>
-            <w:proofErr w:type="gramStart"/>
             <w:r>
               <w:rPr>
                 <w:rFonts w:ascii="Arial" w:hAnsi="Arial" w:cs="Arial"/>
                 <w:bCs/>
               </w:rPr>
-              <w:t xml:space="preserve">{{ </w:t>
-            </w:r>
-            <w:proofErr w:type="spellStart"/>
-            <w:r>
-              <w:rPr>
-                <w:rFonts w:ascii="Arial" w:hAnsi="Arial" w:cs="Arial"/>
-                <w:bCs/>
-              </w:rPr>
-              <w:t>item</w:t>
-            </w:r>
-            <w:proofErr w:type="gramEnd"/>
-            <w:r>
-              <w:rPr>
-                <w:rFonts w:ascii="Arial" w:hAnsi="Arial" w:cs="Arial"/>
-                <w:bCs/>
-              </w:rPr>
-              <w:t>.unit</w:t>
-            </w:r>
-            <w:proofErr w:type="spellEnd"/>
-            <w:r>
-              <w:rPr>
-                <w:rFonts w:ascii="Arial" w:hAnsi="Arial" w:cs="Arial"/>
-                <w:bCs/>
-              </w:rPr>
-              <w:t xml:space="preserve"> }}</w:t>
+              <w:t>{{ item.unit }}</w:t>
             </w:r>
           </w:p>
         </w:tc>
@@ -1808,37 +1460,12 @@
                 <w:bCs/>
               </w:rPr>
             </w:pPr>
-            <w:proofErr w:type="gramStart"/>
             <w:r>
               <w:rPr>
                 <w:rFonts w:ascii="Arial" w:hAnsi="Arial" w:cs="Arial"/>
                 <w:bCs/>
               </w:rPr>
-              <w:t xml:space="preserve">{{ </w:t>
-            </w:r>
-            <w:proofErr w:type="spellStart"/>
-            <w:r>
-              <w:rPr>
-                <w:rFonts w:ascii="Arial" w:hAnsi="Arial" w:cs="Arial"/>
-                <w:bCs/>
-              </w:rPr>
-              <w:t>item</w:t>
-            </w:r>
-            <w:proofErr w:type="gramEnd"/>
-            <w:r>
-              <w:rPr>
-                <w:rFonts w:ascii="Arial" w:hAnsi="Arial" w:cs="Arial"/>
-                <w:bCs/>
-              </w:rPr>
-              <w:t>.price</w:t>
-            </w:r>
-            <w:proofErr w:type="spellEnd"/>
-            <w:r>
-              <w:rPr>
-                <w:rFonts w:ascii="Arial" w:hAnsi="Arial" w:cs="Arial"/>
-                <w:bCs/>
-              </w:rPr>
-              <w:t xml:space="preserve"> }}</w:t>
+              <w:t>{{ item.price }}</w:t>
             </w:r>
           </w:p>
         </w:tc>
@@ -1861,37 +1488,12 @@
                 <w:bCs/>
               </w:rPr>
             </w:pPr>
-            <w:proofErr w:type="gramStart"/>
             <w:r>
               <w:rPr>
                 <w:rFonts w:ascii="Arial" w:hAnsi="Arial" w:cs="Arial"/>
                 <w:bCs/>
               </w:rPr>
-              <w:t xml:space="preserve">{{ </w:t>
-            </w:r>
-            <w:proofErr w:type="spellStart"/>
-            <w:r>
-              <w:rPr>
-                <w:rFonts w:ascii="Arial" w:hAnsi="Arial" w:cs="Arial"/>
-                <w:bCs/>
-              </w:rPr>
-              <w:t>item.qty</w:t>
-            </w:r>
-            <w:proofErr w:type="gramEnd"/>
-            <w:r>
-              <w:rPr>
-                <w:rFonts w:ascii="Arial" w:hAnsi="Arial" w:cs="Arial"/>
-                <w:bCs/>
-              </w:rPr>
-              <w:t>_doc</w:t>
-            </w:r>
-            <w:proofErr w:type="spellEnd"/>
-            <w:r>
-              <w:rPr>
-                <w:rFonts w:ascii="Arial" w:hAnsi="Arial" w:cs="Arial"/>
-                <w:bCs/>
-              </w:rPr>
-              <w:t xml:space="preserve"> }}</w:t>
+              <w:t>{{ item.qty_doc }}</w:t>
             </w:r>
           </w:p>
         </w:tc>
@@ -1914,37 +1516,12 @@
                 <w:bCs/>
               </w:rPr>
             </w:pPr>
-            <w:proofErr w:type="gramStart"/>
             <w:r>
               <w:rPr>
                 <w:rFonts w:ascii="Arial" w:hAnsi="Arial" w:cs="Arial"/>
                 <w:bCs/>
               </w:rPr>
-              <w:t xml:space="preserve">{{ </w:t>
-            </w:r>
-            <w:proofErr w:type="spellStart"/>
-            <w:r>
-              <w:rPr>
-                <w:rFonts w:ascii="Arial" w:hAnsi="Arial" w:cs="Arial"/>
-                <w:bCs/>
-              </w:rPr>
-              <w:t>item.sum</w:t>
-            </w:r>
-            <w:proofErr w:type="gramEnd"/>
-            <w:r>
-              <w:rPr>
-                <w:rFonts w:ascii="Arial" w:hAnsi="Arial" w:cs="Arial"/>
-                <w:bCs/>
-              </w:rPr>
-              <w:t>_doc</w:t>
-            </w:r>
-            <w:proofErr w:type="spellEnd"/>
-            <w:r>
-              <w:rPr>
-                <w:rFonts w:ascii="Arial" w:hAnsi="Arial" w:cs="Arial"/>
-                <w:bCs/>
-              </w:rPr>
-              <w:t xml:space="preserve"> }}</w:t>
+              <w:t>{{ item.sum_doc }}</w:t>
             </w:r>
           </w:p>
         </w:tc>
@@ -1967,37 +1544,12 @@
                 <w:bCs/>
               </w:rPr>
             </w:pPr>
-            <w:proofErr w:type="gramStart"/>
             <w:r>
               <w:rPr>
                 <w:rFonts w:ascii="Arial" w:hAnsi="Arial" w:cs="Arial"/>
                 <w:bCs/>
               </w:rPr>
-              <w:t xml:space="preserve">{{ </w:t>
-            </w:r>
-            <w:proofErr w:type="spellStart"/>
-            <w:r>
-              <w:rPr>
-                <w:rFonts w:ascii="Arial" w:hAnsi="Arial" w:cs="Arial"/>
-                <w:bCs/>
-              </w:rPr>
-              <w:t>item.qty</w:t>
-            </w:r>
-            <w:proofErr w:type="gramEnd"/>
-            <w:r>
-              <w:rPr>
-                <w:rFonts w:ascii="Arial" w:hAnsi="Arial" w:cs="Arial"/>
-                <w:bCs/>
-              </w:rPr>
-              <w:t>_actual</w:t>
-            </w:r>
-            <w:proofErr w:type="spellEnd"/>
-            <w:r>
-              <w:rPr>
-                <w:rFonts w:ascii="Arial" w:hAnsi="Arial" w:cs="Arial"/>
-                <w:bCs/>
-              </w:rPr>
-              <w:t xml:space="preserve"> }}</w:t>
+              <w:t>{{ item.qty_actual }}</w:t>
             </w:r>
           </w:p>
         </w:tc>
@@ -2021,41 +1573,13 @@
                 <w:lang w:val="en-US"/>
               </w:rPr>
             </w:pPr>
-            <w:proofErr w:type="gramStart"/>
             <w:r>
               <w:rPr>
                 <w:rFonts w:ascii="Arial" w:hAnsi="Arial" w:cs="Arial"/>
                 <w:bCs/>
                 <w:lang w:val="en-US"/>
               </w:rPr>
-              <w:t xml:space="preserve">{{ </w:t>
-            </w:r>
-            <w:proofErr w:type="spellStart"/>
-            <w:r>
-              <w:rPr>
-                <w:rFonts w:ascii="Arial" w:hAnsi="Arial" w:cs="Arial"/>
-                <w:bCs/>
-                <w:lang w:val="en-US"/>
-              </w:rPr>
-              <w:t>item.sum</w:t>
-            </w:r>
-            <w:proofErr w:type="gramEnd"/>
-            <w:r>
-              <w:rPr>
-                <w:rFonts w:ascii="Arial" w:hAnsi="Arial" w:cs="Arial"/>
-                <w:bCs/>
-                <w:lang w:val="en-US"/>
-              </w:rPr>
-              <w:t>_actual</w:t>
-            </w:r>
-            <w:proofErr w:type="spellEnd"/>
-            <w:r>
-              <w:rPr>
-                <w:rFonts w:ascii="Arial" w:hAnsi="Arial" w:cs="Arial"/>
-                <w:bCs/>
-                <w:lang w:val="en-US"/>
-              </w:rPr>
-              <w:t xml:space="preserve"> }}</w:t>
+              <w:t>{{ item.sum_actual }}</w:t>
             </w:r>
           </w:p>
         </w:tc>
@@ -2089,25 +1613,7 @@
                 <w:bCs/>
                 <w:lang w:val="en-US"/>
               </w:rPr>
-              <w:t xml:space="preserve">{% </w:t>
-            </w:r>
-            <w:proofErr w:type="spellStart"/>
-            <w:r>
-              <w:rPr>
-                <w:rFonts w:ascii="Arial" w:hAnsi="Arial" w:cs="Arial"/>
-                <w:bCs/>
-                <w:lang w:val="en-US"/>
-              </w:rPr>
-              <w:t>endfor</w:t>
-            </w:r>
-            <w:proofErr w:type="spellEnd"/>
-            <w:r>
-              <w:rPr>
-                <w:rFonts w:ascii="Arial" w:hAnsi="Arial" w:cs="Arial"/>
-                <w:bCs/>
-                <w:lang w:val="en-US"/>
-              </w:rPr>
-              <w:t xml:space="preserve"> %}</w:t>
+              <w:t>{% endfor %}</w:t>
             </w:r>
           </w:p>
         </w:tc>
@@ -2321,55 +1827,7 @@
           <w:rFonts w:ascii="Arial" w:hAnsi="Arial" w:cs="Arial"/>
           <w:bCs/>
         </w:rPr>
-        <w:t>«</w:t>
-      </w:r>
-      <w:proofErr w:type="gramStart"/>
-      <w:r>
-        <w:rPr>
-          <w:rFonts w:ascii="Arial" w:hAnsi="Arial" w:cs="Arial"/>
-          <w:bCs/>
-        </w:rPr>
-        <w:t xml:space="preserve">{{ </w:t>
-      </w:r>
-      <w:proofErr w:type="spellStart"/>
-      <w:r>
-        <w:rPr>
-          <w:rFonts w:ascii="Arial" w:hAnsi="Arial" w:cs="Arial"/>
-          <w:bCs/>
-        </w:rPr>
-        <w:t>sign</w:t>
-      </w:r>
-      <w:proofErr w:type="gramEnd"/>
-      <w:r>
-        <w:rPr>
-          <w:rFonts w:ascii="Arial" w:hAnsi="Arial" w:cs="Arial"/>
-          <w:bCs/>
-        </w:rPr>
-        <w:t>_date</w:t>
-      </w:r>
-      <w:proofErr w:type="spellEnd"/>
-      <w:r>
-        <w:rPr>
-          <w:rFonts w:ascii="Arial" w:hAnsi="Arial" w:cs="Arial"/>
-          <w:bCs/>
-        </w:rPr>
-        <w:t xml:space="preserve"> }}» {{ </w:t>
-      </w:r>
-      <w:proofErr w:type="spellStart"/>
-      <w:r>
-        <w:rPr>
-          <w:rFonts w:ascii="Arial" w:hAnsi="Arial" w:cs="Arial"/>
-          <w:bCs/>
-        </w:rPr>
-        <w:t>sign_name</w:t>
-      </w:r>
-      <w:proofErr w:type="spellEnd"/>
-      <w:r>
-        <w:rPr>
-          <w:rFonts w:ascii="Arial" w:hAnsi="Arial" w:cs="Arial"/>
-          <w:bCs/>
-        </w:rPr>
-        <w:t xml:space="preserve"> }}</w:t>
+        <w:t>«{{ sign_date }}» {{ sign_name }}</w:t>
       </w:r>
     </w:p>
     <w:tbl>
@@ -2446,27 +1904,7 @@
                 <w:lang w:val="en-US" w:eastAsia="ru-RU"/>
                 <w14:ligatures w14:val="none"/>
               </w:rPr>
-              <w:t>{{</w:t>
-            </w:r>
-            <w:proofErr w:type="spellStart"/>
-            <w:r>
-              <w:rPr>
-                <w:rFonts w:ascii="Arial" w:eastAsia="Times New Roman" w:hAnsi="Arial" w:cs="Arial"/>
-                <w:kern w:val="0"/>
-                <w:lang w:val="en-US" w:eastAsia="ru-RU"/>
-                <w14:ligatures w14:val="none"/>
-              </w:rPr>
-              <w:t>supplier_full_name</w:t>
-            </w:r>
-            <w:proofErr w:type="spellEnd"/>
-            <w:r>
-              <w:rPr>
-                <w:rFonts w:ascii="Arial" w:eastAsia="Times New Roman" w:hAnsi="Arial" w:cs="Arial"/>
-                <w:kern w:val="0"/>
-                <w:lang w:val="en-US" w:eastAsia="ru-RU"/>
-                <w14:ligatures w14:val="none"/>
-              </w:rPr>
-              <w:t>}}</w:t>
+              <w:t>{{supplier_full_name}}</w:t>
             </w:r>
           </w:p>
           <w:p>
@@ -2517,27 +1955,7 @@
                 <w:lang w:val="en-US" w:eastAsia="ru-RU"/>
                 <w14:ligatures w14:val="none"/>
               </w:rPr>
-              <w:t>{{</w:t>
-            </w:r>
-            <w:proofErr w:type="spellStart"/>
-            <w:r>
-              <w:rPr>
-                <w:rFonts w:ascii="Arial" w:eastAsia="Times New Roman" w:hAnsi="Arial" w:cs="Arial"/>
-                <w:kern w:val="0"/>
-                <w:lang w:val="en-US" w:eastAsia="ru-RU"/>
-                <w14:ligatures w14:val="none"/>
-              </w:rPr>
-              <w:t>supplier_inn</w:t>
-            </w:r>
-            <w:proofErr w:type="spellEnd"/>
-            <w:r>
-              <w:rPr>
-                <w:rFonts w:ascii="Arial" w:eastAsia="Times New Roman" w:hAnsi="Arial" w:cs="Arial"/>
-                <w:kern w:val="0"/>
-                <w:lang w:val="en-US" w:eastAsia="ru-RU"/>
-                <w14:ligatures w14:val="none"/>
-              </w:rPr>
-              <w:t>}}</w:t>
+              <w:t>{{supplier_inn}}</w:t>
             </w:r>
           </w:p>
           <w:p>
@@ -2588,27 +2006,7 @@
                 <w:lang w:val="en-US" w:eastAsia="ru-RU"/>
                 <w14:ligatures w14:val="none"/>
               </w:rPr>
-              <w:t>{{</w:t>
-            </w:r>
-            <w:proofErr w:type="spellStart"/>
-            <w:r>
-              <w:rPr>
-                <w:rFonts w:ascii="Arial" w:eastAsia="Times New Roman" w:hAnsi="Arial" w:cs="Arial"/>
-                <w:kern w:val="0"/>
-                <w:lang w:val="en-US" w:eastAsia="ru-RU"/>
-                <w14:ligatures w14:val="none"/>
-              </w:rPr>
-              <w:t>supplier_address</w:t>
-            </w:r>
-            <w:proofErr w:type="spellEnd"/>
-            <w:r>
-              <w:rPr>
-                <w:rFonts w:ascii="Arial" w:eastAsia="Times New Roman" w:hAnsi="Arial" w:cs="Arial"/>
-                <w:kern w:val="0"/>
-                <w:lang w:val="en-US" w:eastAsia="ru-RU"/>
-                <w14:ligatures w14:val="none"/>
-              </w:rPr>
-              <w:t>}}</w:t>
+              <w:t>{{supplier_address}}</w:t>
             </w:r>
           </w:p>
           <w:p>
@@ -2632,27 +2030,7 @@
                 <w:lang w:val="en-US" w:eastAsia="ru-RU"/>
                 <w14:ligatures w14:val="none"/>
               </w:rPr>
-              <w:t>____________________{{</w:t>
-            </w:r>
-            <w:proofErr w:type="spellStart"/>
-            <w:r>
-              <w:rPr>
-                <w:rFonts w:ascii="Arial" w:eastAsia="Times New Roman" w:hAnsi="Arial" w:cs="Arial"/>
-                <w:kern w:val="0"/>
-                <w:lang w:val="en-US" w:eastAsia="ru-RU"/>
-                <w14:ligatures w14:val="none"/>
-              </w:rPr>
-              <w:t>supplier_director</w:t>
-            </w:r>
-            <w:proofErr w:type="spellEnd"/>
-            <w:r>
-              <w:rPr>
-                <w:rFonts w:ascii="Arial" w:eastAsia="Times New Roman" w:hAnsi="Arial" w:cs="Arial"/>
-                <w:kern w:val="0"/>
-                <w:lang w:val="en-US" w:eastAsia="ru-RU"/>
-                <w14:ligatures w14:val="none"/>
-              </w:rPr>
-              <w:t>}}</w:t>
+              <w:t>____________________{{supplier_director}}</w:t>
             </w:r>
           </w:p>
         </w:tc>
@@ -2712,27 +2090,7 @@
                 <w:lang w:val="en-US" w:eastAsia="ru-RU"/>
                 <w14:ligatures w14:val="none"/>
               </w:rPr>
-              <w:t>{{</w:t>
-            </w:r>
-            <w:proofErr w:type="spellStart"/>
-            <w:r>
-              <w:rPr>
-                <w:rFonts w:ascii="Arial" w:eastAsia="Times New Roman" w:hAnsi="Arial" w:cs="Arial"/>
-                <w:kern w:val="0"/>
-                <w:lang w:val="en-US" w:eastAsia="ru-RU"/>
-                <w14:ligatures w14:val="none"/>
-              </w:rPr>
-              <w:t>buyer_full_name</w:t>
-            </w:r>
-            <w:proofErr w:type="spellEnd"/>
-            <w:r>
-              <w:rPr>
-                <w:rFonts w:ascii="Arial" w:eastAsia="Times New Roman" w:hAnsi="Arial" w:cs="Arial"/>
-                <w:kern w:val="0"/>
-                <w:lang w:val="en-US" w:eastAsia="ru-RU"/>
-                <w14:ligatures w14:val="none"/>
-              </w:rPr>
-              <w:t>}}</w:t>
+              <w:t>{{buyer_full_name}}</w:t>
             </w:r>
           </w:p>
           <w:p>
@@ -2780,30 +2138,10 @@
               <w:rPr>
                 <w:rFonts w:ascii="Arial" w:eastAsia="Times New Roman" w:hAnsi="Arial" w:cs="Arial"/>
                 <w:kern w:val="0"/>
-                <w:lang w:val="en-US" w:eastAsia="ru-RU"/>
-                <w14:ligatures w14:val="none"/>
-              </w:rPr>
-              <w:t>{{</w:t>
-            </w:r>
-            <w:proofErr w:type="spellStart"/>
-            <w:r>
-              <w:rPr>
-                <w:rFonts w:ascii="Arial" w:eastAsia="Times New Roman" w:hAnsi="Arial" w:cs="Arial"/>
-                <w:kern w:val="0"/>
-                <w:lang w:val="en-US" w:eastAsia="ru-RU"/>
-                <w14:ligatures w14:val="none"/>
-              </w:rPr>
-              <w:t>buyer_inn</w:t>
-            </w:r>
-            <w:proofErr w:type="spellEnd"/>
-            <w:r>
-              <w:rPr>
-                <w:rFonts w:ascii="Arial" w:eastAsia="Times New Roman" w:hAnsi="Arial" w:cs="Arial"/>
-                <w:kern w:val="0"/>
-                <w:lang w:val="en-US" w:eastAsia="ru-RU"/>
-                <w14:ligatures w14:val="none"/>
-              </w:rPr>
-              <w:t>}}</w:t>
+                <w:lang w:eastAsia="ru-RU"/>
+                <w14:ligatures w14:val="none"/>
+              </w:rPr>
+              <w:t>7707083893</w:t>
             </w:r>
           </w:p>
           <w:p>
@@ -2914,27 +2252,7 @@
                 <w:lang w:val="en-US" w:eastAsia="ru-RU"/>
                 <w14:ligatures w14:val="none"/>
               </w:rPr>
-              <w:t>__________________{{</w:t>
-            </w:r>
-            <w:proofErr w:type="spellStart"/>
-            <w:r>
-              <w:rPr>
-                <w:rFonts w:ascii="Arial" w:eastAsia="Times New Roman" w:hAnsi="Arial" w:cs="Arial"/>
-                <w:kern w:val="0"/>
-                <w:lang w:val="en-US" w:eastAsia="ru-RU"/>
-                <w14:ligatures w14:val="none"/>
-              </w:rPr>
-              <w:t>buyer_director</w:t>
-            </w:r>
-            <w:proofErr w:type="spellEnd"/>
-            <w:r>
-              <w:rPr>
-                <w:rFonts w:ascii="Arial" w:eastAsia="Times New Roman" w:hAnsi="Arial" w:cs="Arial"/>
-                <w:kern w:val="0"/>
-                <w:lang w:val="en-US" w:eastAsia="ru-RU"/>
-                <w14:ligatures w14:val="none"/>
-              </w:rPr>
-              <w:t>}}</w:t>
+              <w:t>__________________{{buyer_director}}</w:t>
             </w:r>
           </w:p>
           <w:p>
@@ -2958,27 +2276,7 @@
                 <w:lang w:val="en-US" w:eastAsia="ru-RU"/>
                 <w14:ligatures w14:val="none"/>
               </w:rPr>
-              <w:t>__________________{{</w:t>
-            </w:r>
-            <w:proofErr w:type="spellStart"/>
-            <w:r>
-              <w:rPr>
-                <w:rFonts w:ascii="Arial" w:eastAsia="Times New Roman" w:hAnsi="Arial" w:cs="Arial"/>
-                <w:kern w:val="0"/>
-                <w:lang w:val="en-US" w:eastAsia="ru-RU"/>
-                <w14:ligatures w14:val="none"/>
-              </w:rPr>
-              <w:t>buyer_accountant</w:t>
-            </w:r>
-            <w:proofErr w:type="spellEnd"/>
-            <w:r>
-              <w:rPr>
-                <w:rFonts w:ascii="Arial" w:eastAsia="Times New Roman" w:hAnsi="Arial" w:cs="Arial"/>
-                <w:kern w:val="0"/>
-                <w:lang w:val="en-US" w:eastAsia="ru-RU"/>
-                <w14:ligatures w14:val="none"/>
-              </w:rPr>
-              <w:t>}}</w:t>
+              <w:t>__________________{{buyer_accountant}}</w:t>
             </w:r>
           </w:p>
           <w:p>
@@ -3002,47 +2300,7 @@
                 <w:lang w:val="en-US" w:eastAsia="ru-RU"/>
                 <w14:ligatures w14:val="none"/>
               </w:rPr>
-              <w:t>_________________</w:t>
-            </w:r>
-            <w:proofErr w:type="gramStart"/>
-            <w:r>
-              <w:rPr>
-                <w:rFonts w:ascii="Arial" w:eastAsia="Times New Roman" w:hAnsi="Arial" w:cs="Arial"/>
-                <w:kern w:val="0"/>
-                <w:lang w:val="en-US" w:eastAsia="ru-RU"/>
-                <w14:ligatures w14:val="none"/>
-              </w:rPr>
-              <w:t>_{</w:t>
-            </w:r>
-            <w:proofErr w:type="gramEnd"/>
-            <w:r>
-              <w:rPr>
-                <w:rFonts w:ascii="Arial" w:eastAsia="Times New Roman" w:hAnsi="Arial" w:cs="Arial"/>
-                <w:kern w:val="0"/>
-                <w:lang w:val="en-US" w:eastAsia="ru-RU"/>
-                <w14:ligatures w14:val="none"/>
-              </w:rPr>
-              <w:t>{</w:t>
-            </w:r>
-            <w:proofErr w:type="spellStart"/>
-            <w:r>
-              <w:rPr>
-                <w:rFonts w:ascii="Arial" w:eastAsia="Times New Roman" w:hAnsi="Arial" w:cs="Arial"/>
-                <w:kern w:val="0"/>
-                <w:lang w:val="en-US" w:eastAsia="ru-RU"/>
-                <w14:ligatures w14:val="none"/>
-              </w:rPr>
-              <w:t>buyer_storekeeper</w:t>
-            </w:r>
-            <w:proofErr w:type="spellEnd"/>
-            <w:r>
-              <w:rPr>
-                <w:rFonts w:ascii="Arial" w:eastAsia="Times New Roman" w:hAnsi="Arial" w:cs="Arial"/>
-                <w:kern w:val="0"/>
-                <w:lang w:val="en-US" w:eastAsia="ru-RU"/>
-                <w14:ligatures w14:val="none"/>
-              </w:rPr>
-              <w:t xml:space="preserve"> }}</w:t>
+              <w:t>__________________{{buyer_storekeeper }}</w:t>
             </w:r>
           </w:p>
           <w:p>
